--- a/Homework/EandC/EandC_InClass.docx
+++ b/Homework/EandC/EandC_InClass.docx
@@ -1,402 +1,924 @@
 
 <file path=word/document.xml><?xml version="1.0" encoding="utf-8"?>
-<w:document xmlns:wpc="http://schemas.microsoft.com/office/word/2010/wordprocessingCanvas" xmlns:cx="http://schemas.microsoft.com/office/drawing/2014/chartex" xmlns:cx1="http://schemas.microsoft.com/office/drawing/2015/9/8/chartex" xmlns:cx2="http://schemas.microsoft.com/office/drawing/2015/10/21/chartex" xmlns:cx3="http://schemas.microsoft.com/office/drawing/2016/5/9/chartex" xmlns:cx4="http://schemas.microsoft.com/office/drawing/2016/5/10/chartex" xmlns:cx5="http://schemas.microsoft.com/office/drawing/2016/5/11/chartex" xmlns:cx6="http://schemas.microsoft.com/office/drawing/2016/5/12/chartex" xmlns:cx7="http://schemas.microsoft.com/office/drawing/2016/5/13/chartex" xmlns:cx8="http://schemas.microsoft.com/office/drawing/2016/5/14/chartex" xmlns:mc="http://schemas.openxmlformats.org/markup-compatibility/2006" xmlns:aink="http://schemas.microsoft.com/office/drawing/2016/ink" xmlns:am3d="http://schemas.microsoft.com/office/drawing/2017/model3d" xmlns:o="urn:schemas-microsoft-com:office:office" xmlns:r="http://schemas.openxmlformats.org/officeDocument/2006/relationships" xmlns:m="http://schemas.openxmlformats.org/officeDocument/2006/math" xmlns:v="urn:schemas-microsoft-com:vml" xmlns:wp14="http://schemas.microsoft.com/office/word/2010/wordprocessingDrawing" xmlns:wp="http://schemas.openxmlformats.org/drawingml/2006/wordprocessingDrawing" xmlns:w10="urn:schemas-microsoft-com:office:word" xmlns:w="http://schemas.openxmlformats.org/wordprocessingml/2006/main" xmlns:w14="http://schemas.microsoft.com/office/word/2010/wordml" xmlns:w15="http://schemas.microsoft.com/office/word/2012/wordml" xmlns:w16cid="http://schemas.microsoft.com/office/word/2016/wordml/cid" xmlns:w16se="http://schemas.microsoft.com/office/word/2015/wordml/symex" xmlns:wpg="http://schemas.microsoft.com/office/word/2010/wordprocessingGroup" xmlns:wpi="http://schemas.microsoft.com/office/word/2010/wordprocessingInk" xmlns:wne="http://schemas.microsoft.com/office/word/2006/wordml" xmlns:wps="http://schemas.microsoft.com/office/word/2010/wordprocessingShape" mc:Ignorable="w14 w15 w16se w16cid wp14">
+<w:document xmlns:o="urn:schemas-microsoft-com:office:office" xmlns:r="http://schemas.openxmlformats.org/officeDocument/2006/relationships" xmlns:v="urn:schemas-microsoft-com:vml" xmlns:w="http://schemas.openxmlformats.org/wordprocessingml/2006/main" xmlns:w10="urn:schemas-microsoft-com:office:word" xmlns:wp="http://schemas.openxmlformats.org/drawingml/2006/wordprocessingDrawing" xmlns:pic="http://schemas.openxmlformats.org/drawingml/2006/picture" xmlns:wps="http://schemas.microsoft.com/office/word/2010/wordprocessingShape" xmlns:wpg="http://schemas.microsoft.com/office/word/2010/wordprocessingGroup" xmlns:mc="http://schemas.openxmlformats.org/markup-compatibility/2006" xmlns:wp14="http://schemas.microsoft.com/office/word/2010/wordprocessingDrawing" xmlns:w14="http://schemas.microsoft.com/office/word/2010/wordml" xmlns:w15="http://schemas.microsoft.com/office/word/2012/wordml" mc:Ignorable="w14 wp14 w15">
   <w:body>
     <w:p>
-      <w:r>
+      <w:pPr>
+        <w:pStyle w:val="Normal"/>
+        <w:rPr/>
+      </w:pPr>
+      <w:r>
+        <w:rPr/>
         <w:t>Name ___________________________________________________</w:t>
       </w:r>
     </w:p>
     <w:p>
       <w:pPr>
+        <w:pStyle w:val="Normal"/>
         <w:rPr>
           <w:b/>
         </w:rPr>
       </w:pPr>
       <w:r>
-        <w:t xml:space="preserve">Environments and Closures Practice </w:t>
-      </w:r>
-      <w:proofErr w:type="gramStart"/>
-      <w:r>
-        <w:t>In</w:t>
-      </w:r>
-      <w:proofErr w:type="gramEnd"/>
-      <w:r>
-        <w:t xml:space="preserve"> Class</w:t>
-      </w:r>
-    </w:p>
-    <w:p>
+        <w:rPr/>
+        <w:t>Environments and Closures Practice In Class</w:t>
+      </w:r>
+    </w:p>
+    <w:p>
+      <w:pPr>
+        <w:pStyle w:val="Normal"/>
+        <w:rPr/>
+      </w:pPr>
       <w:r>
         <w:rPr>
           <w:b/>
         </w:rPr>
-        <w:t>DAY 1</w:t>
-      </w:r>
-      <w:r>
-        <w:rPr>
-          <w:b/>
-        </w:rPr>
-        <w:t xml:space="preserve"> (25 points)</w:t>
-      </w:r>
-    </w:p>
-    <w:p>
-      <w:pPr>
-        <w:rPr>
-          <w:rFonts w:ascii="Consolas" w:hAnsi="Consolas"/>
-          <w:sz w:val="28"/>
-        </w:rPr>
-      </w:pPr>
-      <w:r>
-        <w:rPr>
-          <w:rFonts w:ascii="Consolas" w:hAnsi="Consolas"/>
-          <w:sz w:val="28"/>
-        </w:rPr>
-        <w:t>(let ([compose2 (lambda (f g)</w:t>
-      </w:r>
-    </w:p>
-    <w:p>
-      <w:pPr>
-        <w:rPr>
-          <w:rFonts w:ascii="Consolas" w:hAnsi="Consolas"/>
-          <w:sz w:val="28"/>
-        </w:rPr>
-      </w:pPr>
-      <w:r>
-        <w:rPr>
-          <w:rFonts w:ascii="Consolas" w:hAnsi="Consolas"/>
-          <w:sz w:val="28"/>
-        </w:rPr>
-        <w:t xml:space="preserve">                   (lambda (x)</w:t>
-      </w:r>
-    </w:p>
-    <w:p>
-      <w:pPr>
-        <w:rPr>
-          <w:rFonts w:ascii="Consolas" w:hAnsi="Consolas"/>
-          <w:sz w:val="28"/>
-        </w:rPr>
-      </w:pPr>
-      <w:r>
-        <w:rPr>
-          <w:rFonts w:ascii="Consolas" w:hAnsi="Consolas"/>
-          <w:sz w:val="28"/>
-        </w:rPr>
-        <w:t xml:space="preserve">                     (f (g x))))]</w:t>
-      </w:r>
-    </w:p>
-    <w:p>
-      <w:pPr>
-        <w:rPr>
-          <w:rFonts w:ascii="Consolas" w:hAnsi="Consolas"/>
-          <w:sz w:val="28"/>
-        </w:rPr>
-      </w:pPr>
-      <w:r>
-        <w:rPr>
-          <w:rFonts w:ascii="Consolas" w:hAnsi="Consolas"/>
-          <w:sz w:val="28"/>
-        </w:rPr>
-        <w:t xml:space="preserve">      [a (lambda (y) (+ 1 y))]</w:t>
-      </w:r>
-    </w:p>
-    <w:p>
-      <w:pPr>
-        <w:rPr>
-          <w:rFonts w:ascii="Consolas" w:hAnsi="Consolas"/>
-          <w:sz w:val="28"/>
-        </w:rPr>
-      </w:pPr>
-      <w:r>
-        <w:rPr>
-          <w:rFonts w:ascii="Consolas" w:hAnsi="Consolas"/>
-          <w:sz w:val="28"/>
-        </w:rPr>
-        <w:t xml:space="preserve">      [b (lambda (z) (* 2 z))])</w:t>
-      </w:r>
-    </w:p>
-    <w:p>
-      <w:pPr>
-        <w:rPr>
-          <w:rFonts w:ascii="Consolas" w:hAnsi="Consolas"/>
-          <w:sz w:val="28"/>
-        </w:rPr>
-      </w:pPr>
-      <w:r>
-        <w:rPr>
-          <w:rFonts w:ascii="Consolas" w:hAnsi="Consolas"/>
-          <w:sz w:val="28"/>
-        </w:rPr>
-        <w:t xml:space="preserve">  (let ([h (compose2 a b)])</w:t>
-      </w:r>
-    </w:p>
-    <w:p>
-      <w:pPr>
-        <w:rPr>
-          <w:rFonts w:ascii="Consolas" w:hAnsi="Consolas"/>
-          <w:sz w:val="28"/>
-        </w:rPr>
-      </w:pPr>
-      <w:r>
-        <w:rPr>
-          <w:rFonts w:ascii="Consolas" w:hAnsi="Consolas"/>
-          <w:sz w:val="28"/>
-        </w:rPr>
-        <w:t xml:space="preserve">    (h 4)))</w:t>
-      </w:r>
-    </w:p>
-    <w:p>
-      <w:pPr>
-        <w:rPr>
-          <w:rFonts w:ascii="Consolas" w:hAnsi="Consolas"/>
-          <w:sz w:val="28"/>
-        </w:rPr>
-      </w:pPr>
-      <w:r>
-        <w:rPr>
-          <w:rFonts w:ascii="Consolas" w:hAnsi="Consolas"/>
-          <w:sz w:val="28"/>
-        </w:rPr>
+        <w:t xml:space="preserve">DAY 1 </w:t>
+      </w:r>
+    </w:p>
+    <w:p>
+      <w:pPr>
+        <w:pStyle w:val="Normal"/>
+        <w:rPr>
+          <w:rFonts w:ascii="Consolas" w:hAnsi="Consolas"/>
+          <w:sz w:val="28"/>
+        </w:rPr>
+      </w:pPr>
+      <w:r>
+        <w:rPr>
+          <w:rFonts w:ascii="Consolas" w:hAnsi="Consolas"/>
+          <w:sz w:val="28"/>
+        </w:rPr>
+        <w:t>A (4 points)</w:t>
+      </w:r>
+    </w:p>
+    <w:p>
+      <w:pPr>
+        <w:pStyle w:val="Normal"/>
+        <w:rPr>
+          <w:rFonts w:ascii="Consolas" w:hAnsi="Consolas"/>
+          <w:sz w:val="28"/>
+        </w:rPr>
+      </w:pPr>
+      <w:r>
+        <w:rPr>
+          <w:rFonts w:ascii="Consolas" w:hAnsi="Consolas"/>
+          <w:sz w:val="28"/>
+        </w:rPr>
+        <w:t>(let ([x 10]</w:t>
+      </w:r>
+    </w:p>
+    <w:p>
+      <w:pPr>
+        <w:pStyle w:val="Normal"/>
+        <w:rPr>
+          <w:rFonts w:ascii="Consolas" w:hAnsi="Consolas"/>
+          <w:sz w:val="28"/>
+        </w:rPr>
+      </w:pPr>
+      <w:r>
+        <w:rPr>
+          <w:rFonts w:ascii="Consolas" w:hAnsi="Consolas"/>
+          <w:sz w:val="28"/>
+        </w:rPr>
+        <w:t xml:space="preserve">      </w:t>
+      </w:r>
+      <w:r>
+        <w:rPr>
+          <w:rFonts w:ascii="Consolas" w:hAnsi="Consolas"/>
+          <w:sz w:val="28"/>
+        </w:rPr>
+        <w:t>[y 20])</w:t>
+      </w:r>
+    </w:p>
+    <w:p>
+      <w:pPr>
+        <w:pStyle w:val="Normal"/>
+        <w:rPr>
+          <w:rFonts w:ascii="Consolas" w:hAnsi="Consolas"/>
+          <w:sz w:val="28"/>
+        </w:rPr>
+      </w:pPr>
+      <w:r>
+        <w:rPr>
+          <w:rFonts w:ascii="Consolas" w:hAnsi="Consolas"/>
+          <w:sz w:val="28"/>
+        </w:rPr>
+        <w:t xml:space="preserve">  </w:t>
+      </w:r>
+      <w:r>
+        <w:rPr>
+          <w:rFonts w:ascii="Consolas" w:hAnsi="Consolas"/>
+          <w:sz w:val="28"/>
+        </w:rPr>
+        <w:t>(let ([x 5]</w:t>
+      </w:r>
+    </w:p>
+    <w:p>
+      <w:pPr>
+        <w:pStyle w:val="Normal"/>
+        <w:rPr>
+          <w:rFonts w:ascii="Consolas" w:hAnsi="Consolas"/>
+          <w:sz w:val="28"/>
+        </w:rPr>
+      </w:pPr>
+      <w:r>
+        <w:rPr>
+          <w:rFonts w:ascii="Consolas" w:hAnsi="Consolas"/>
+          <w:sz w:val="28"/>
+        </w:rPr>
+        <w:t xml:space="preserve">        </w:t>
+      </w:r>
+      <w:r>
+        <w:rPr>
+          <w:rFonts w:ascii="Consolas" w:hAnsi="Consolas"/>
+          <w:sz w:val="28"/>
+        </w:rPr>
+        <w:t>[z (+ x y)])</w:t>
+      </w:r>
+    </w:p>
+    <w:p>
+      <w:pPr>
+        <w:pStyle w:val="Normal"/>
+        <w:rPr>
+          <w:rFonts w:ascii="Consolas" w:hAnsi="Consolas"/>
+          <w:sz w:val="28"/>
+        </w:rPr>
+      </w:pPr>
+      <w:r>
+        <w:rPr>
+          <w:rFonts w:ascii="Consolas" w:hAnsi="Consolas"/>
+          <w:sz w:val="28"/>
+        </w:rPr>
+        <w:t xml:space="preserve">    </w:t>
+      </w:r>
+      <w:r>
+        <w:rPr>
+          <w:rFonts w:ascii="Consolas" w:hAnsi="Consolas"/>
+          <w:sz w:val="28"/>
+        </w:rPr>
+        <w:t>(* x z)))</w:t>
+      </w:r>
+    </w:p>
+    <w:p>
+      <w:pPr>
+        <w:pStyle w:val="Normal"/>
+        <w:rPr>
+          <w:rFonts w:ascii="Consolas" w:hAnsi="Consolas"/>
+          <w:sz w:val="28"/>
+        </w:rPr>
+      </w:pPr>
+      <w:r>
+        <w:rPr>
+          <w:rFonts w:ascii="Consolas" w:hAnsi="Consolas"/>
+          <w:sz w:val="28"/>
+        </w:rPr>
+      </w:r>
+    </w:p>
+    <w:p>
+      <w:pPr>
+        <w:pStyle w:val="Normal"/>
+        <w:rPr>
+          <w:rFonts w:ascii="Consolas" w:hAnsi="Consolas"/>
+          <w:sz w:val="28"/>
+        </w:rPr>
+      </w:pPr>
+      <w:r>
+        <w:rPr>
+          <w:rFonts w:ascii="Consolas" w:hAnsi="Consolas"/>
+          <w:sz w:val="28"/>
+        </w:rPr>
+      </w:r>
+    </w:p>
+    <w:p>
+      <w:pPr>
+        <w:pStyle w:val="Normal"/>
+        <w:rPr>
+          <w:rFonts w:ascii="Consolas" w:hAnsi="Consolas"/>
+          <w:sz w:val="28"/>
+        </w:rPr>
+      </w:pPr>
+      <w:r>
+        <w:rPr>
+          <w:rFonts w:ascii="Consolas" w:hAnsi="Consolas"/>
+          <w:sz w:val="28"/>
+        </w:rPr>
+      </w:r>
+    </w:p>
+    <w:p>
+      <w:pPr>
+        <w:pStyle w:val="Normal"/>
+        <w:rPr>
+          <w:rFonts w:ascii="Consolas" w:hAnsi="Consolas"/>
+          <w:sz w:val="28"/>
+        </w:rPr>
+      </w:pPr>
+      <w:r>
+        <w:rPr>
+          <w:rFonts w:ascii="Consolas" w:hAnsi="Consolas"/>
+          <w:sz w:val="28"/>
+        </w:rPr>
+        <w:t>B (4 points)</w:t>
+      </w:r>
+    </w:p>
+    <w:p>
+      <w:pPr>
+        <w:pStyle w:val="Normal"/>
+        <w:rPr>
+          <w:rFonts w:ascii="Consolas" w:hAnsi="Consolas"/>
+          <w:sz w:val="28"/>
+        </w:rPr>
+      </w:pPr>
+      <w:r>
+        <w:rPr>
+          <w:rFonts w:ascii="Consolas" w:hAnsi="Consolas"/>
+          <w:sz w:val="28"/>
+        </w:rPr>
+        <w:t>(let ([make-adder (lambda (x)</w:t>
+      </w:r>
+    </w:p>
+    <w:p>
+      <w:pPr>
+        <w:pStyle w:val="Normal"/>
+        <w:rPr>
+          <w:rFonts w:ascii="Consolas" w:hAnsi="Consolas"/>
+          <w:sz w:val="28"/>
+        </w:rPr>
+      </w:pPr>
+      <w:r>
+        <w:rPr>
+          <w:rFonts w:ascii="Consolas" w:hAnsi="Consolas"/>
+          <w:sz w:val="28"/>
+        </w:rPr>
+        <w:t xml:space="preserve">                    </w:t>
+      </w:r>
+      <w:r>
+        <w:rPr>
+          <w:rFonts w:ascii="Consolas" w:hAnsi="Consolas"/>
+          <w:sz w:val="28"/>
+        </w:rPr>
+        <w:t>(lambda (y) (+ x y)))])</w:t>
+      </w:r>
+    </w:p>
+    <w:p>
+      <w:pPr>
+        <w:pStyle w:val="Normal"/>
+        <w:rPr>
+          <w:rFonts w:ascii="Consolas" w:hAnsi="Consolas"/>
+          <w:sz w:val="28"/>
+        </w:rPr>
+      </w:pPr>
+      <w:r>
+        <w:rPr>
+          <w:rFonts w:ascii="Consolas" w:hAnsi="Consolas"/>
+          <w:sz w:val="28"/>
+        </w:rPr>
+        <w:t xml:space="preserve">  </w:t>
+      </w:r>
+      <w:r>
+        <w:rPr>
+          <w:rFonts w:ascii="Consolas" w:hAnsi="Consolas"/>
+          <w:sz w:val="28"/>
+        </w:rPr>
+        <w:t>(let ([add5 (make-adder 5)])</w:t>
+      </w:r>
+    </w:p>
+    <w:p>
+      <w:pPr>
+        <w:pStyle w:val="Normal"/>
+        <w:rPr>
+          <w:rFonts w:ascii="Consolas" w:hAnsi="Consolas"/>
+          <w:sz w:val="28"/>
+        </w:rPr>
+      </w:pPr>
+      <w:r>
+        <w:rPr>
+          <w:rFonts w:ascii="Consolas" w:hAnsi="Consolas"/>
+          <w:sz w:val="28"/>
+        </w:rPr>
+        <w:t xml:space="preserve">    </w:t>
+      </w:r>
+      <w:r>
+        <w:rPr>
+          <w:rFonts w:ascii="Consolas" w:hAnsi="Consolas"/>
+          <w:sz w:val="28"/>
+        </w:rPr>
+        <w:t>(add5 10)))</w:t>
+      </w:r>
+      <w:r>
         <w:br w:type="page"/>
       </w:r>
     </w:p>
     <w:p>
+      <w:pPr>
+        <w:pStyle w:val="Normal"/>
+        <w:rPr>
+          <w:rFonts w:ascii="Consolas" w:hAnsi="Consolas"/>
+          <w:sz w:val="28"/>
+        </w:rPr>
+      </w:pPr>
+      <w:r>
+        <w:rPr>
+          <w:rFonts w:ascii="Consolas" w:hAnsi="Consolas"/>
+          <w:sz w:val="28"/>
+        </w:rPr>
+        <w:t>C (4 points)</w:t>
+      </w:r>
+    </w:p>
+    <w:p>
+      <w:pPr>
+        <w:pStyle w:val="Normal"/>
+        <w:rPr>
+          <w:rFonts w:ascii="Consolas" w:hAnsi="Consolas"/>
+          <w:sz w:val="28"/>
+        </w:rPr>
+      </w:pPr>
+      <w:r>
+        <w:rPr>
+          <w:rFonts w:ascii="Consolas" w:hAnsi="Consolas"/>
+          <w:sz w:val="28"/>
+        </w:rPr>
+        <w:t>(let ([double (lambda (x) (* x 2))])</w:t>
+      </w:r>
+    </w:p>
+    <w:p>
+      <w:pPr>
+        <w:pStyle w:val="Normal"/>
+        <w:rPr>
+          <w:rFonts w:ascii="Consolas" w:hAnsi="Consolas"/>
+          <w:sz w:val="28"/>
+        </w:rPr>
+      </w:pPr>
+      <w:r>
+        <w:rPr>
+          <w:rFonts w:ascii="Consolas" w:hAnsi="Consolas"/>
+          <w:sz w:val="28"/>
+        </w:rPr>
+        <w:t xml:space="preserve">  </w:t>
+      </w:r>
+      <w:r>
+        <w:rPr>
+          <w:rFonts w:ascii="Consolas" w:hAnsi="Consolas"/>
+          <w:sz w:val="28"/>
+        </w:rPr>
+        <w:t>(let ([quad (lambda (y) (double (double y)))])</w:t>
+      </w:r>
+    </w:p>
+    <w:p>
+      <w:pPr>
+        <w:pStyle w:val="Normal"/>
+        <w:rPr>
+          <w:rFonts w:ascii="Consolas" w:hAnsi="Consolas"/>
+          <w:sz w:val="28"/>
+        </w:rPr>
+      </w:pPr>
+      <w:r>
+        <w:rPr>
+          <w:rFonts w:ascii="Consolas" w:hAnsi="Consolas"/>
+          <w:sz w:val="28"/>
+        </w:rPr>
+        <w:t xml:space="preserve">    </w:t>
+      </w:r>
+      <w:r>
+        <w:rPr>
+          <w:rFonts w:ascii="Consolas" w:hAnsi="Consolas"/>
+          <w:sz w:val="28"/>
+        </w:rPr>
+        <w:t>(quad 3)))</w:t>
+      </w:r>
+    </w:p>
+    <w:p>
+      <w:pPr>
+        <w:pStyle w:val="Normal"/>
+        <w:rPr>
+          <w:rFonts w:ascii="Consolas" w:hAnsi="Consolas"/>
+          <w:sz w:val="28"/>
+        </w:rPr>
+      </w:pPr>
+      <w:r>
+        <w:rPr>
+          <w:rFonts w:ascii="Consolas" w:hAnsi="Consolas"/>
+          <w:sz w:val="28"/>
+        </w:rPr>
+      </w:r>
+    </w:p>
+    <w:p>
+      <w:pPr>
+        <w:pStyle w:val="Normal"/>
+        <w:rPr>
+          <w:rFonts w:ascii="Consolas" w:hAnsi="Consolas"/>
+          <w:sz w:val="28"/>
+        </w:rPr>
+      </w:pPr>
+      <w:r>
+        <w:rPr>
+          <w:rFonts w:ascii="Consolas" w:hAnsi="Consolas"/>
+          <w:sz w:val="28"/>
+        </w:rPr>
+      </w:r>
+    </w:p>
+    <w:p>
+      <w:pPr>
+        <w:pStyle w:val="Normal"/>
+        <w:rPr>
+          <w:rFonts w:ascii="Consolas" w:hAnsi="Consolas"/>
+          <w:sz w:val="28"/>
+        </w:rPr>
+      </w:pPr>
+      <w:r>
+        <w:rPr>
+          <w:rFonts w:ascii="Consolas" w:hAnsi="Consolas"/>
+          <w:sz w:val="28"/>
+        </w:rPr>
+      </w:r>
+    </w:p>
+    <w:p>
+      <w:pPr>
+        <w:pStyle w:val="Normal"/>
+        <w:rPr>
+          <w:rFonts w:ascii="Consolas" w:hAnsi="Consolas"/>
+          <w:sz w:val="28"/>
+        </w:rPr>
+      </w:pPr>
+      <w:r>
+        <w:rPr>
+          <w:rFonts w:ascii="Consolas" w:hAnsi="Consolas"/>
+          <w:sz w:val="28"/>
+        </w:rPr>
+      </w:r>
+    </w:p>
+    <w:p>
+      <w:pPr>
+        <w:pStyle w:val="Normal"/>
+        <w:rPr>
+          <w:rFonts w:ascii="Consolas" w:hAnsi="Consolas"/>
+          <w:sz w:val="28"/>
+        </w:rPr>
+      </w:pPr>
+      <w:r>
+        <w:rPr>
+          <w:rFonts w:ascii="Consolas" w:hAnsi="Consolas"/>
+          <w:sz w:val="28"/>
+        </w:rPr>
+      </w:r>
+    </w:p>
+    <w:p>
+      <w:pPr>
+        <w:pStyle w:val="Normal"/>
+        <w:rPr>
+          <w:rFonts w:ascii="Consolas" w:hAnsi="Consolas"/>
+          <w:sz w:val="28"/>
+        </w:rPr>
+      </w:pPr>
+      <w:r>
+        <w:rPr>
+          <w:rFonts w:ascii="Consolas" w:hAnsi="Consolas"/>
+          <w:sz w:val="28"/>
+        </w:rPr>
+      </w:r>
+    </w:p>
+    <w:p>
+      <w:pPr>
+        <w:pStyle w:val="Normal"/>
+        <w:rPr>
+          <w:rFonts w:ascii="Consolas" w:hAnsi="Consolas"/>
+          <w:sz w:val="28"/>
+        </w:rPr>
+      </w:pPr>
+      <w:r>
+        <w:rPr>
+          <w:rFonts w:ascii="Consolas" w:hAnsi="Consolas"/>
+          <w:sz w:val="28"/>
+        </w:rPr>
+      </w:r>
+    </w:p>
+    <w:p>
+      <w:pPr>
+        <w:pStyle w:val="Normal"/>
+        <w:rPr>
+          <w:rFonts w:ascii="Consolas" w:hAnsi="Consolas"/>
+          <w:sz w:val="28"/>
+        </w:rPr>
+      </w:pPr>
+      <w:r>
+        <w:rPr>
+          <w:rFonts w:ascii="Consolas" w:hAnsi="Consolas"/>
+          <w:sz w:val="28"/>
+        </w:rPr>
+      </w:r>
+    </w:p>
+    <w:p>
+      <w:pPr>
+        <w:pStyle w:val="Normal"/>
+        <w:rPr>
+          <w:rFonts w:ascii="Consolas" w:hAnsi="Consolas"/>
+          <w:sz w:val="28"/>
+        </w:rPr>
+      </w:pPr>
+      <w:r>
+        <w:rPr>
+          <w:rFonts w:ascii="Consolas" w:hAnsi="Consolas"/>
+          <w:sz w:val="28"/>
+        </w:rPr>
+        <w:t>D (5 points)</w:t>
+      </w:r>
+    </w:p>
+    <w:p>
+      <w:pPr>
+        <w:pStyle w:val="Normal"/>
+        <w:rPr>
+          <w:rFonts w:ascii="Consolas" w:hAnsi="Consolas"/>
+          <w:sz w:val="28"/>
+        </w:rPr>
+      </w:pPr>
+      <w:r>
+        <w:rPr>
+          <w:rFonts w:ascii="Consolas" w:hAnsi="Consolas"/>
+          <w:sz w:val="28"/>
+        </w:rPr>
+        <w:t>(let ([a 2]</w:t>
+      </w:r>
+    </w:p>
+    <w:p>
+      <w:pPr>
+        <w:pStyle w:val="Normal"/>
+        <w:rPr>
+          <w:rFonts w:ascii="Consolas" w:hAnsi="Consolas"/>
+          <w:sz w:val="28"/>
+        </w:rPr>
+      </w:pPr>
+      <w:r>
+        <w:rPr>
+          <w:rFonts w:ascii="Consolas" w:hAnsi="Consolas"/>
+          <w:sz w:val="28"/>
+        </w:rPr>
+        <w:t xml:space="preserve">      </w:t>
+      </w:r>
+      <w:r>
+        <w:rPr>
+          <w:rFonts w:ascii="Consolas" w:hAnsi="Consolas"/>
+          <w:sz w:val="28"/>
+        </w:rPr>
+        <w:t>[b 3])</w:t>
+      </w:r>
+    </w:p>
+    <w:p>
+      <w:pPr>
+        <w:pStyle w:val="Normal"/>
+        <w:rPr>
+          <w:rFonts w:ascii="Consolas" w:hAnsi="Consolas"/>
+          <w:sz w:val="28"/>
+        </w:rPr>
+      </w:pPr>
+      <w:r>
+        <w:rPr>
+          <w:rFonts w:ascii="Consolas" w:hAnsi="Consolas"/>
+          <w:sz w:val="28"/>
+        </w:rPr>
+        <w:t xml:space="preserve">  </w:t>
+      </w:r>
+      <w:r>
+        <w:rPr>
+          <w:rFonts w:ascii="Consolas" w:hAnsi="Consolas"/>
+          <w:sz w:val="28"/>
+        </w:rPr>
+        <w:t>(let ([add-a (lambda (x) (+ x a))]</w:t>
+      </w:r>
+    </w:p>
+    <w:p>
+      <w:pPr>
+        <w:pStyle w:val="Normal"/>
+        <w:rPr>
+          <w:rFonts w:ascii="Consolas" w:hAnsi="Consolas"/>
+          <w:sz w:val="28"/>
+        </w:rPr>
+      </w:pPr>
+      <w:r>
+        <w:rPr>
+          <w:rFonts w:ascii="Consolas" w:hAnsi="Consolas"/>
+          <w:sz w:val="28"/>
+        </w:rPr>
+        <w:t xml:space="preserve">        </w:t>
+      </w:r>
+      <w:r>
+        <w:rPr>
+          <w:rFonts w:ascii="Consolas" w:hAnsi="Consolas"/>
+          <w:sz w:val="28"/>
+        </w:rPr>
+        <w:t>[mult-b (lambda (x) (* x b))])</w:t>
+      </w:r>
+    </w:p>
+    <w:p>
+      <w:pPr>
+        <w:pStyle w:val="Normal"/>
+        <w:rPr>
+          <w:rFonts w:ascii="Consolas" w:hAnsi="Consolas"/>
+          <w:sz w:val="28"/>
+        </w:rPr>
+      </w:pPr>
+      <w:r>
+        <w:rPr>
+          <w:rFonts w:ascii="Consolas" w:hAnsi="Consolas"/>
+          <w:sz w:val="28"/>
+        </w:rPr>
+        <w:t xml:space="preserve">    </w:t>
+      </w:r>
+      <w:r>
+        <w:rPr>
+          <w:rFonts w:ascii="Consolas" w:hAnsi="Consolas"/>
+          <w:sz w:val="28"/>
+        </w:rPr>
+        <w:t>(add-a (mult-b 4))))</w:t>
+      </w:r>
+      <w:r>
+        <w:br w:type="page"/>
+      </w:r>
+    </w:p>
+    <w:p>
+      <w:pPr>
+        <w:pStyle w:val="Normal"/>
+        <w:spacing w:before="0" w:after="160"/>
+        <w:rPr/>
+      </w:pPr>
       <w:bookmarkStart w:id="0" w:name="_GoBack"/>
       <w:bookmarkEnd w:id="0"/>
       <w:r>
-        <w:lastRenderedPageBreak/>
+        <w:rPr/>
         <w:t>Name ___________________________________________________</w:t>
       </w:r>
     </w:p>
     <w:p>
       <w:pPr>
+        <w:pStyle w:val="Normal"/>
         <w:rPr>
           <w:b/>
         </w:rPr>
       </w:pPr>
       <w:r>
-        <w:t xml:space="preserve">Environments and Closures Practice </w:t>
-      </w:r>
-      <w:proofErr w:type="gramStart"/>
-      <w:r>
-        <w:t>In</w:t>
-      </w:r>
-      <w:proofErr w:type="gramEnd"/>
-      <w:r>
-        <w:t xml:space="preserve"> Class</w:t>
-      </w:r>
-    </w:p>
-    <w:p>
+        <w:rPr/>
+        <w:t>Environments and Closures Practice In Class</w:t>
+      </w:r>
+    </w:p>
+    <w:p>
+      <w:pPr>
+        <w:pStyle w:val="Normal"/>
+        <w:rPr/>
+      </w:pPr>
       <w:r>
         <w:rPr>
           <w:b/>
         </w:rPr>
-        <w:t xml:space="preserve">DAY </w:t>
-      </w:r>
-      <w:r>
+        <w:t>DAY 2 (25 points)</w:t>
+      </w:r>
+    </w:p>
+    <w:p>
+      <w:pPr>
+        <w:pStyle w:val="NoSpacing"/>
+        <w:rPr>
+          <w:rFonts w:ascii="Consolas" w:hAnsi="Consolas"/>
+          <w:sz w:val="28"/>
+        </w:rPr>
+      </w:pPr>
+      <w:r>
+        <w:rPr>
+          <w:rFonts w:ascii="Consolas" w:hAnsi="Consolas"/>
+          <w:sz w:val="28"/>
+        </w:rPr>
+        <w:t>(define my-odd (letrec ([odd? (lambda (x)</w:t>
+      </w:r>
+    </w:p>
+    <w:p>
+      <w:pPr>
+        <w:pStyle w:val="NoSpacing"/>
+        <w:rPr>
+          <w:rFonts w:ascii="Consolas" w:hAnsi="Consolas"/>
+          <w:sz w:val="28"/>
+        </w:rPr>
+      </w:pPr>
+      <w:r>
+        <w:rPr>
+          <w:rFonts w:ascii="Consolas" w:hAnsi="Consolas"/>
+          <w:sz w:val="28"/>
+        </w:rPr>
+        <w:t xml:space="preserve">                             </w:t>
+      </w:r>
+      <w:r>
+        <w:rPr>
+          <w:rFonts w:ascii="Consolas" w:hAnsi="Consolas"/>
+          <w:sz w:val="28"/>
+        </w:rPr>
+        <w:t>(if (zero? x)</w:t>
+      </w:r>
+    </w:p>
+    <w:p>
+      <w:pPr>
+        <w:pStyle w:val="NoSpacing"/>
+        <w:rPr>
+          <w:rFonts w:ascii="Consolas" w:hAnsi="Consolas"/>
+          <w:sz w:val="28"/>
+        </w:rPr>
+      </w:pPr>
+      <w:r>
+        <w:rPr>
+          <w:rFonts w:ascii="Consolas" w:hAnsi="Consolas"/>
+          <w:sz w:val="28"/>
+        </w:rPr>
+        <w:t xml:space="preserve">                                 </w:t>
+      </w:r>
+      <w:r>
+        <w:rPr>
+          <w:rFonts w:ascii="Consolas" w:hAnsi="Consolas"/>
+          <w:sz w:val="28"/>
+        </w:rPr>
+        <w:t>#f</w:t>
+      </w:r>
+    </w:p>
+    <w:p>
+      <w:pPr>
+        <w:pStyle w:val="NoSpacing"/>
+        <w:rPr>
+          <w:rFonts w:ascii="Consolas" w:hAnsi="Consolas"/>
+          <w:sz w:val="28"/>
+        </w:rPr>
+      </w:pPr>
+      <w:r>
+        <w:rPr>
+          <w:rFonts w:ascii="Consolas" w:hAnsi="Consolas"/>
+          <w:sz w:val="28"/>
+        </w:rPr>
+        <w:t xml:space="preserve">                                 </w:t>
+      </w:r>
+      <w:r>
+        <w:rPr>
+          <w:rFonts w:ascii="Consolas" w:hAnsi="Consolas"/>
+          <w:sz w:val="28"/>
+        </w:rPr>
+        <w:t>(even? (sub1 x))))]</w:t>
+      </w:r>
+    </w:p>
+    <w:p>
+      <w:pPr>
+        <w:pStyle w:val="NoSpacing"/>
+        <w:rPr>
+          <w:rFonts w:ascii="Consolas" w:hAnsi="Consolas"/>
+          <w:sz w:val="28"/>
+        </w:rPr>
+      </w:pPr>
+      <w:r>
+        <w:rPr>
+          <w:rFonts w:ascii="Consolas" w:hAnsi="Consolas"/>
+          <w:sz w:val="28"/>
+        </w:rPr>
+        <w:t xml:space="preserve">                        </w:t>
+      </w:r>
+      <w:r>
+        <w:rPr>
+          <w:rFonts w:ascii="Consolas" w:hAnsi="Consolas"/>
+          <w:sz w:val="28"/>
+        </w:rPr>
+        <w:t>[even? (lambda (y)</w:t>
+      </w:r>
+    </w:p>
+    <w:p>
+      <w:pPr>
+        <w:pStyle w:val="NoSpacing"/>
+        <w:rPr>
+          <w:rFonts w:ascii="Consolas" w:hAnsi="Consolas"/>
+          <w:sz w:val="28"/>
+        </w:rPr>
+      </w:pPr>
+      <w:r>
+        <w:rPr>
+          <w:rFonts w:ascii="Consolas" w:hAnsi="Consolas"/>
+          <w:sz w:val="28"/>
+        </w:rPr>
+        <w:t xml:space="preserve">                                 </w:t>
+      </w:r>
+      <w:r>
+        <w:rPr>
+          <w:rFonts w:ascii="Consolas" w:hAnsi="Consolas"/>
+          <w:sz w:val="28"/>
+        </w:rPr>
+        <w:t>(if (zero? y)</w:t>
+      </w:r>
+    </w:p>
+    <w:p>
+      <w:pPr>
+        <w:pStyle w:val="NoSpacing"/>
+        <w:rPr>
+          <w:rFonts w:ascii="Consolas" w:hAnsi="Consolas"/>
+          <w:sz w:val="28"/>
+        </w:rPr>
+      </w:pPr>
+      <w:r>
+        <w:rPr>
+          <w:rFonts w:ascii="Consolas" w:hAnsi="Consolas"/>
+          <w:sz w:val="28"/>
+        </w:rPr>
+        <w:t xml:space="preserve">                                     </w:t>
+      </w:r>
+      <w:r>
+        <w:rPr>
+          <w:rFonts w:ascii="Consolas" w:hAnsi="Consolas"/>
+          <w:sz w:val="28"/>
+        </w:rPr>
+        <w:t>#t</w:t>
+      </w:r>
+    </w:p>
+    <w:p>
+      <w:pPr>
+        <w:pStyle w:val="NoSpacing"/>
+        <w:rPr>
+          <w:rFonts w:ascii="Consolas" w:hAnsi="Consolas"/>
+          <w:sz w:val="28"/>
+        </w:rPr>
+      </w:pPr>
+      <w:r>
+        <w:rPr>
+          <w:rFonts w:ascii="Consolas" w:hAnsi="Consolas"/>
+          <w:sz w:val="28"/>
+        </w:rPr>
+        <w:t xml:space="preserve">                                     </w:t>
+      </w:r>
+      <w:r>
+        <w:rPr>
+          <w:rFonts w:ascii="Consolas" w:hAnsi="Consolas"/>
+          <w:sz w:val="28"/>
+        </w:rPr>
+        <w:t>(odd? (sub1 y))))])</w:t>
+      </w:r>
+    </w:p>
+    <w:p>
+      <w:pPr>
+        <w:pStyle w:val="NoSpacing"/>
+        <w:rPr>
+          <w:rFonts w:ascii="Consolas" w:hAnsi="Consolas"/>
+          <w:sz w:val="28"/>
+        </w:rPr>
+      </w:pPr>
+      <w:r>
+        <w:rPr>
+          <w:rFonts w:ascii="Consolas" w:hAnsi="Consolas"/>
+          <w:sz w:val="28"/>
+        </w:rPr>
+        <w:t xml:space="preserve">                 </w:t>
+      </w:r>
+      <w:r>
+        <w:rPr>
+          <w:rFonts w:ascii="Consolas" w:hAnsi="Consolas"/>
+          <w:sz w:val="28"/>
+        </w:rPr>
+        <w:t>odd?))</w:t>
+      </w:r>
+    </w:p>
+    <w:p>
+      <w:pPr>
+        <w:pStyle w:val="NoSpacing"/>
+        <w:rPr>
+          <w:rFonts w:ascii="Consolas" w:hAnsi="Consolas"/>
+        </w:rPr>
+      </w:pPr>
+      <w:r>
+        <w:rPr>
+          <w:rFonts w:ascii="Consolas" w:hAnsi="Consolas"/>
+          <w:sz w:val="28"/>
+        </w:rPr>
+        <w:t>(my-odd 2)</w:t>
+      </w:r>
+    </w:p>
+    <w:p>
+      <w:pPr>
+        <w:pStyle w:val="Normal"/>
+        <w:spacing w:before="0" w:after="160"/>
         <w:rPr>
           <w:b/>
         </w:rPr>
-        <w:t>2 (25 points)</w:t>
-      </w:r>
-    </w:p>
-    <w:p>
-      <w:pPr>
-        <w:pStyle w:val="NoSpacing"/>
-        <w:rPr>
-          <w:rFonts w:ascii="Consolas" w:hAnsi="Consolas"/>
-          <w:sz w:val="28"/>
-        </w:rPr>
-      </w:pPr>
-      <w:r>
-        <w:rPr>
-          <w:rFonts w:ascii="Consolas" w:hAnsi="Consolas"/>
-          <w:sz w:val="28"/>
-        </w:rPr>
-        <w:t>(define my-odd (</w:t>
-      </w:r>
-      <w:proofErr w:type="spellStart"/>
-      <w:r>
-        <w:rPr>
-          <w:rFonts w:ascii="Consolas" w:hAnsi="Consolas"/>
-          <w:sz w:val="28"/>
-        </w:rPr>
-        <w:t>letrec</w:t>
-      </w:r>
-      <w:proofErr w:type="spellEnd"/>
-      <w:r>
-        <w:rPr>
-          <w:rFonts w:ascii="Consolas" w:hAnsi="Consolas"/>
-          <w:sz w:val="28"/>
-        </w:rPr>
-        <w:t xml:space="preserve"> ([odd? (lambda (x)</w:t>
-      </w:r>
-    </w:p>
-    <w:p>
-      <w:pPr>
-        <w:pStyle w:val="NoSpacing"/>
-        <w:rPr>
-          <w:rFonts w:ascii="Consolas" w:hAnsi="Consolas"/>
-          <w:sz w:val="28"/>
-        </w:rPr>
-      </w:pPr>
-      <w:r>
-        <w:rPr>
-          <w:rFonts w:ascii="Consolas" w:hAnsi="Consolas"/>
-          <w:sz w:val="28"/>
-        </w:rPr>
-        <w:t xml:space="preserve">                             (if (zero? x)</w:t>
-      </w:r>
-    </w:p>
-    <w:p>
-      <w:pPr>
-        <w:pStyle w:val="NoSpacing"/>
-        <w:rPr>
-          <w:rFonts w:ascii="Consolas" w:hAnsi="Consolas"/>
-          <w:sz w:val="28"/>
-        </w:rPr>
-      </w:pPr>
-      <w:r>
-        <w:rPr>
-          <w:rFonts w:ascii="Consolas" w:hAnsi="Consolas"/>
-          <w:sz w:val="28"/>
-        </w:rPr>
-        <w:t xml:space="preserve">                                 #f</w:t>
-      </w:r>
-    </w:p>
-    <w:p>
-      <w:pPr>
-        <w:pStyle w:val="NoSpacing"/>
-        <w:rPr>
-          <w:rFonts w:ascii="Consolas" w:hAnsi="Consolas"/>
-          <w:sz w:val="28"/>
-        </w:rPr>
-      </w:pPr>
-      <w:r>
-        <w:rPr>
-          <w:rFonts w:ascii="Consolas" w:hAnsi="Consolas"/>
-          <w:sz w:val="28"/>
-        </w:rPr>
-        <w:t xml:space="preserve">                                 (even? (sub1 x))))]</w:t>
-      </w:r>
-    </w:p>
-    <w:p>
-      <w:pPr>
-        <w:pStyle w:val="NoSpacing"/>
-        <w:rPr>
-          <w:rFonts w:ascii="Consolas" w:hAnsi="Consolas"/>
-          <w:sz w:val="28"/>
-        </w:rPr>
-      </w:pPr>
-      <w:r>
-        <w:rPr>
-          <w:rFonts w:ascii="Consolas" w:hAnsi="Consolas"/>
-          <w:sz w:val="28"/>
-        </w:rPr>
-        <w:t xml:space="preserve">                        [even? (lambda (y)</w:t>
-      </w:r>
-    </w:p>
-    <w:p>
-      <w:pPr>
-        <w:pStyle w:val="NoSpacing"/>
-        <w:rPr>
-          <w:rFonts w:ascii="Consolas" w:hAnsi="Consolas"/>
-          <w:sz w:val="28"/>
-        </w:rPr>
-      </w:pPr>
-      <w:r>
-        <w:rPr>
-          <w:rFonts w:ascii="Consolas" w:hAnsi="Consolas"/>
-          <w:sz w:val="28"/>
-        </w:rPr>
-        <w:t xml:space="preserve">                                 (if (zero? y)</w:t>
-      </w:r>
-    </w:p>
-    <w:p>
-      <w:pPr>
-        <w:pStyle w:val="NoSpacing"/>
-        <w:rPr>
-          <w:rFonts w:ascii="Consolas" w:hAnsi="Consolas"/>
-          <w:sz w:val="28"/>
-        </w:rPr>
-      </w:pPr>
-      <w:r>
-        <w:rPr>
-          <w:rFonts w:ascii="Consolas" w:hAnsi="Consolas"/>
-          <w:sz w:val="28"/>
-        </w:rPr>
-        <w:t xml:space="preserve">                                     #t</w:t>
-      </w:r>
-    </w:p>
-    <w:p>
-      <w:pPr>
-        <w:pStyle w:val="NoSpacing"/>
-        <w:rPr>
-          <w:rFonts w:ascii="Consolas" w:hAnsi="Consolas"/>
-          <w:sz w:val="28"/>
-        </w:rPr>
-      </w:pPr>
-      <w:r>
-        <w:rPr>
-          <w:rFonts w:ascii="Consolas" w:hAnsi="Consolas"/>
-          <w:sz w:val="28"/>
-        </w:rPr>
-        <w:t xml:space="preserve">                                     (odd? (sub1 y))))])</w:t>
-      </w:r>
-    </w:p>
-    <w:p>
-      <w:pPr>
-        <w:pStyle w:val="NoSpacing"/>
-        <w:rPr>
-          <w:rFonts w:ascii="Consolas" w:hAnsi="Consolas"/>
-          <w:sz w:val="28"/>
-        </w:rPr>
-      </w:pPr>
-      <w:r>
-        <w:rPr>
-          <w:rFonts w:ascii="Consolas" w:hAnsi="Consolas"/>
-          <w:sz w:val="28"/>
-        </w:rPr>
-        <w:t xml:space="preserve">                 odd?))</w:t>
-      </w:r>
-    </w:p>
-    <w:p>
-      <w:pPr>
-        <w:pStyle w:val="NoSpacing"/>
-        <w:rPr>
-          <w:rFonts w:ascii="Consolas" w:hAnsi="Consolas"/>
-        </w:rPr>
-      </w:pPr>
-      <w:r>
-        <w:rPr>
-          <w:rFonts w:ascii="Consolas" w:hAnsi="Consolas"/>
-          <w:sz w:val="28"/>
-        </w:rPr>
-        <w:t>(my-odd 2)</w:t>
-      </w:r>
-    </w:p>
-    <w:p>
-      <w:pPr>
+      </w:pPr>
+      <w:r>
         <w:rPr>
           <w:b/>
         </w:rPr>
-      </w:pPr>
+      </w:r>
     </w:p>
     <w:sectPr>
+      <w:type w:val="nextPage"/>
       <w:pgSz w:w="12240" w:h="15840"/>
-      <w:pgMar w:top="1440" w:right="1440" w:bottom="1440" w:left="1440" w:header="720" w:footer="720" w:gutter="0"/>
-      <w:cols w:space="720"/>
-      <w:docGrid w:linePitch="360"/>
+      <w:pgMar w:left="1440" w:right="1440" w:gutter="0" w:header="0" w:top="1440" w:footer="0" w:bottom="1440"/>
+      <w:pgNumType w:fmt="decimal"/>
+      <w:formProt w:val="false"/>
+      <w:textDirection w:val="lrTb"/>
+      <w:docGrid w:type="default" w:linePitch="360" w:charSpace="4096"/>
     </w:sectPr>
   </w:body>
 </w:document>
 </file>
 
 <file path=word/styles.xml><?xml version="1.0" encoding="utf-8"?>
-<w:styles xmlns:mc="http://schemas.openxmlformats.org/markup-compatibility/2006" xmlns:r="http://schemas.openxmlformats.org/officeDocument/2006/relationships" xmlns:w="http://schemas.openxmlformats.org/wordprocessingml/2006/main" xmlns:w14="http://schemas.microsoft.com/office/word/2010/wordml" xmlns:w15="http://schemas.microsoft.com/office/word/2012/wordml" xmlns:w16cid="http://schemas.microsoft.com/office/word/2016/wordml/cid" xmlns:w16se="http://schemas.microsoft.com/office/word/2015/wordml/symex" mc:Ignorable="w14 w15 w16se w16cid">
+<w:styles xmlns:w="http://schemas.openxmlformats.org/wordprocessingml/2006/main" xmlns:w14="http://schemas.microsoft.com/office/word/2010/wordml" xmlns:mc="http://schemas.openxmlformats.org/markup-compatibility/2006" mc:Ignorable="w14">
   <w:docDefaults>
     <w:rPrDefault>
       <w:rPr>
-        <w:rFonts w:asciiTheme="minorHAnsi" w:eastAsiaTheme="minorHAnsi" w:hAnsiTheme="minorHAnsi" w:cstheme="minorBidi"/>
+        <w:rFonts w:ascii="Calibri" w:hAnsi="Calibri" w:eastAsia="Calibri" w:cs="" w:asciiTheme="minorHAnsi" w:cstheme="minorBidi" w:eastAsiaTheme="minorHAnsi" w:hAnsiTheme="minorHAnsi"/>
         <w:sz w:val="22"/>
         <w:szCs w:val="22"/>
         <w:lang w:val="en-US" w:eastAsia="en-US" w:bidi="ar-SA"/>
@@ -404,21 +926,21 @@
     </w:rPrDefault>
     <w:pPrDefault>
       <w:pPr>
-        <w:spacing w:after="160" w:line="259" w:lineRule="auto"/>
+        <w:suppressAutoHyphens w:val="true"/>
       </w:pPr>
     </w:pPrDefault>
   </w:docDefaults>
   <w:latentStyles w:defLockedState="0" w:defUIPriority="99" w:defSemiHidden="0" w:defUnhideWhenUsed="0" w:defQFormat="0" w:count="375">
     <w:lsdException w:name="Normal" w:uiPriority="0" w:qFormat="1"/>
     <w:lsdException w:name="heading 1" w:uiPriority="9" w:qFormat="1"/>
-    <w:lsdException w:name="heading 2" w:semiHidden="1" w:uiPriority="9" w:unhideWhenUsed="1" w:qFormat="1"/>
-    <w:lsdException w:name="heading 3" w:semiHidden="1" w:uiPriority="9" w:unhideWhenUsed="1" w:qFormat="1"/>
-    <w:lsdException w:name="heading 4" w:semiHidden="1" w:uiPriority="9" w:unhideWhenUsed="1" w:qFormat="1"/>
-    <w:lsdException w:name="heading 5" w:semiHidden="1" w:uiPriority="9" w:unhideWhenUsed="1" w:qFormat="1"/>
-    <w:lsdException w:name="heading 6" w:semiHidden="1" w:uiPriority="9" w:unhideWhenUsed="1" w:qFormat="1"/>
-    <w:lsdException w:name="heading 7" w:semiHidden="1" w:uiPriority="9" w:unhideWhenUsed="1" w:qFormat="1"/>
-    <w:lsdException w:name="heading 8" w:semiHidden="1" w:uiPriority="9" w:unhideWhenUsed="1" w:qFormat="1"/>
-    <w:lsdException w:name="heading 9" w:semiHidden="1" w:uiPriority="9" w:unhideWhenUsed="1" w:qFormat="1"/>
+    <w:lsdException w:name="heading 2" w:uiPriority="9" w:semiHidden="1" w:unhideWhenUsed="1" w:qFormat="1"/>
+    <w:lsdException w:name="heading 3" w:uiPriority="9" w:semiHidden="1" w:unhideWhenUsed="1" w:qFormat="1"/>
+    <w:lsdException w:name="heading 4" w:uiPriority="9" w:semiHidden="1" w:unhideWhenUsed="1" w:qFormat="1"/>
+    <w:lsdException w:name="heading 5" w:uiPriority="9" w:semiHidden="1" w:unhideWhenUsed="1" w:qFormat="1"/>
+    <w:lsdException w:name="heading 6" w:uiPriority="9" w:semiHidden="1" w:unhideWhenUsed="1" w:qFormat="1"/>
+    <w:lsdException w:name="heading 7" w:uiPriority="9" w:semiHidden="1" w:unhideWhenUsed="1" w:qFormat="1"/>
+    <w:lsdException w:name="heading 8" w:uiPriority="9" w:semiHidden="1" w:unhideWhenUsed="1" w:qFormat="1"/>
+    <w:lsdException w:name="heading 9" w:uiPriority="9" w:semiHidden="1" w:unhideWhenUsed="1" w:qFormat="1"/>
     <w:lsdException w:name="index 1" w:semiHidden="1" w:unhideWhenUsed="1"/>
     <w:lsdException w:name="index 2" w:semiHidden="1" w:unhideWhenUsed="1"/>
     <w:lsdException w:name="index 3" w:semiHidden="1" w:unhideWhenUsed="1"/>
@@ -428,22 +950,22 @@
     <w:lsdException w:name="index 7" w:semiHidden="1" w:unhideWhenUsed="1"/>
     <w:lsdException w:name="index 8" w:semiHidden="1" w:unhideWhenUsed="1"/>
     <w:lsdException w:name="index 9" w:semiHidden="1" w:unhideWhenUsed="1"/>
-    <w:lsdException w:name="toc 1" w:semiHidden="1" w:uiPriority="39" w:unhideWhenUsed="1"/>
-    <w:lsdException w:name="toc 2" w:semiHidden="1" w:uiPriority="39" w:unhideWhenUsed="1"/>
-    <w:lsdException w:name="toc 3" w:semiHidden="1" w:uiPriority="39" w:unhideWhenUsed="1"/>
-    <w:lsdException w:name="toc 4" w:semiHidden="1" w:uiPriority="39" w:unhideWhenUsed="1"/>
-    <w:lsdException w:name="toc 5" w:semiHidden="1" w:uiPriority="39" w:unhideWhenUsed="1"/>
-    <w:lsdException w:name="toc 6" w:semiHidden="1" w:uiPriority="39" w:unhideWhenUsed="1"/>
-    <w:lsdException w:name="toc 7" w:semiHidden="1" w:uiPriority="39" w:unhideWhenUsed="1"/>
-    <w:lsdException w:name="toc 8" w:semiHidden="1" w:uiPriority="39" w:unhideWhenUsed="1"/>
-    <w:lsdException w:name="toc 9" w:semiHidden="1" w:uiPriority="39" w:unhideWhenUsed="1"/>
+    <w:lsdException w:name="toc 1" w:uiPriority="39" w:semiHidden="1" w:unhideWhenUsed="1"/>
+    <w:lsdException w:name="toc 2" w:uiPriority="39" w:semiHidden="1" w:unhideWhenUsed="1"/>
+    <w:lsdException w:name="toc 3" w:uiPriority="39" w:semiHidden="1" w:unhideWhenUsed="1"/>
+    <w:lsdException w:name="toc 4" w:uiPriority="39" w:semiHidden="1" w:unhideWhenUsed="1"/>
+    <w:lsdException w:name="toc 5" w:uiPriority="39" w:semiHidden="1" w:unhideWhenUsed="1"/>
+    <w:lsdException w:name="toc 6" w:uiPriority="39" w:semiHidden="1" w:unhideWhenUsed="1"/>
+    <w:lsdException w:name="toc 7" w:uiPriority="39" w:semiHidden="1" w:unhideWhenUsed="1"/>
+    <w:lsdException w:name="toc 8" w:uiPriority="39" w:semiHidden="1" w:unhideWhenUsed="1"/>
+    <w:lsdException w:name="toc 9" w:uiPriority="39" w:semiHidden="1" w:unhideWhenUsed="1"/>
     <w:lsdException w:name="Normal Indent" w:semiHidden="1" w:unhideWhenUsed="1"/>
     <w:lsdException w:name="footnote text" w:semiHidden="1" w:unhideWhenUsed="1"/>
     <w:lsdException w:name="annotation text" w:semiHidden="1" w:unhideWhenUsed="1"/>
     <w:lsdException w:name="header" w:semiHidden="1" w:unhideWhenUsed="1"/>
     <w:lsdException w:name="footer" w:semiHidden="1" w:unhideWhenUsed="1"/>
     <w:lsdException w:name="index heading" w:semiHidden="1" w:unhideWhenUsed="1"/>
-    <w:lsdException w:name="caption" w:semiHidden="1" w:uiPriority="35" w:unhideWhenUsed="1" w:qFormat="1"/>
+    <w:lsdException w:name="caption" w:uiPriority="35" w:semiHidden="1" w:unhideWhenUsed="1" w:qFormat="1"/>
     <w:lsdException w:name="table of figures" w:semiHidden="1" w:unhideWhenUsed="1"/>
     <w:lsdException w:name="envelope address" w:semiHidden="1" w:unhideWhenUsed="1"/>
     <w:lsdException w:name="envelope return" w:semiHidden="1" w:unhideWhenUsed="1"/>
@@ -474,7 +996,7 @@
     <w:lsdException w:name="Title" w:uiPriority="10" w:qFormat="1"/>
     <w:lsdException w:name="Closing" w:semiHidden="1" w:unhideWhenUsed="1"/>
     <w:lsdException w:name="Signature" w:semiHidden="1" w:unhideWhenUsed="1"/>
-    <w:lsdException w:name="Default Paragraph Font" w:semiHidden="1" w:uiPriority="1" w:unhideWhenUsed="1"/>
+    <w:lsdException w:name="Default Paragraph Font" w:uiPriority="1" w:semiHidden="1" w:unhideWhenUsed="1"/>
     <w:lsdException w:name="Body Text" w:semiHidden="1" w:unhideWhenUsed="1"/>
     <w:lsdException w:name="Body Text Indent" w:semiHidden="1" w:unhideWhenUsed="1"/>
     <w:lsdException w:name="List Continue" w:semiHidden="1" w:unhideWhenUsed="1"/>
@@ -674,8 +1196,8 @@
     <w:lsdException w:name="Subtle Reference" w:uiPriority="31" w:qFormat="1"/>
     <w:lsdException w:name="Intense Reference" w:uiPriority="32" w:qFormat="1"/>
     <w:lsdException w:name="Book Title" w:uiPriority="33" w:qFormat="1"/>
-    <w:lsdException w:name="Bibliography" w:semiHidden="1" w:uiPriority="37" w:unhideWhenUsed="1"/>
-    <w:lsdException w:name="TOC Heading" w:semiHidden="1" w:uiPriority="39" w:unhideWhenUsed="1" w:qFormat="1"/>
+    <w:lsdException w:name="Bibliography" w:uiPriority="37" w:semiHidden="1" w:unhideWhenUsed="1"/>
+    <w:lsdException w:name="TOC Heading" w:uiPriority="39" w:semiHidden="1" w:unhideWhenUsed="1" w:qFormat="1"/>
     <w:lsdException w:name="Plain Table 1" w:uiPriority="41"/>
     <w:lsdException w:name="Plain Table 2" w:uiPriority="42"/>
     <w:lsdException w:name="Plain Table 3" w:uiPriority="43"/>
@@ -785,16 +1307,117 @@
     <w:lsdException w:name="Hashtag" w:semiHidden="1" w:unhideWhenUsed="1"/>
     <w:lsdException w:name="Unresolved Mention" w:semiHidden="1" w:unhideWhenUsed="1"/>
   </w:latentStyles>
-  <w:style w:type="paragraph" w:default="1" w:styleId="Normal">
+  <w:style w:type="paragraph" w:styleId="Normal" w:default="1">
     <w:name w:val="Normal"/>
     <w:qFormat/>
-    <w:rsid w:val="00DE23D0"/>
+    <w:rsid w:val="00de23d0"/>
+    <w:pPr>
+      <w:widowControl/>
+      <w:bidi w:val="0"/>
+      <w:spacing w:lineRule="auto" w:line="259" w:before="0" w:after="160"/>
+      <w:jc w:val="left"/>
+    </w:pPr>
+    <w:rPr>
+      <w:rFonts w:ascii="Calibri" w:hAnsi="Calibri" w:eastAsia="Calibri" w:cs="" w:asciiTheme="minorHAnsi" w:cstheme="minorBidi" w:eastAsiaTheme="minorHAnsi" w:hAnsiTheme="minorHAnsi"/>
+      <w:color w:val="auto"/>
+      <w:kern w:val="0"/>
+      <w:sz w:val="22"/>
+      <w:szCs w:val="22"/>
+      <w:lang w:val="en-US" w:eastAsia="en-US" w:bidi="ar-SA"/>
+    </w:rPr>
   </w:style>
-  <w:style w:type="character" w:default="1" w:styleId="DefaultParagraphFont">
+  <w:style w:type="character" w:styleId="DefaultParagraphFont" w:default="1">
     <w:name w:val="Default Paragraph Font"/>
     <w:uiPriority w:val="1"/>
     <w:semiHidden/>
     <w:unhideWhenUsed/>
+    <w:qFormat/>
+    <w:rPr/>
+  </w:style>
+  <w:style w:type="paragraph" w:styleId="Heading">
+    <w:name w:val="Heading"/>
+    <w:basedOn w:val="Normal"/>
+    <w:next w:val="BodyText"/>
+    <w:qFormat/>
+    <w:pPr>
+      <w:keepNext w:val="true"/>
+      <w:spacing w:before="240" w:after="120"/>
+    </w:pPr>
+    <w:rPr>
+      <w:rFonts w:ascii="Liberation Sans" w:hAnsi="Liberation Sans" w:eastAsia="Noto Sans CJK SC" w:cs="Lohit Devanagari"/>
+      <w:sz w:val="28"/>
+      <w:szCs w:val="28"/>
+    </w:rPr>
+  </w:style>
+  <w:style w:type="paragraph" w:styleId="BodyText">
+    <w:name w:val="Body Text"/>
+    <w:basedOn w:val="Normal"/>
+    <w:pPr>
+      <w:spacing w:lineRule="auto" w:line="276" w:before="0" w:after="140"/>
+    </w:pPr>
+    <w:rPr/>
+  </w:style>
+  <w:style w:type="paragraph" w:styleId="List">
+    <w:name w:val="List"/>
+    <w:basedOn w:val="BodyText"/>
+    <w:pPr/>
+    <w:rPr>
+      <w:rFonts w:cs="Lohit Devanagari"/>
+    </w:rPr>
+  </w:style>
+  <w:style w:type="paragraph" w:styleId="Caption">
+    <w:name w:val="caption"/>
+    <w:basedOn w:val="Normal"/>
+    <w:qFormat/>
+    <w:pPr>
+      <w:suppressLineNumbers/>
+      <w:spacing w:before="120" w:after="120"/>
+    </w:pPr>
+    <w:rPr>
+      <w:rFonts w:cs="Lohit Devanagari"/>
+      <w:i/>
+      <w:iCs/>
+      <w:sz w:val="24"/>
+      <w:szCs w:val="24"/>
+    </w:rPr>
+  </w:style>
+  <w:style w:type="paragraph" w:styleId="Index">
+    <w:name w:val="Index"/>
+    <w:basedOn w:val="Normal"/>
+    <w:qFormat/>
+    <w:pPr>
+      <w:suppressLineNumbers/>
+    </w:pPr>
+    <w:rPr>
+      <w:rFonts w:cs="Lohit Devanagari"/>
+    </w:rPr>
+  </w:style>
+  <w:style w:type="paragraph" w:styleId="NoSpacing">
+    <w:name w:val="No Spacing"/>
+    <w:uiPriority w:val="1"/>
+    <w:qFormat/>
+    <w:rsid w:val="006b1af3"/>
+    <w:pPr>
+      <w:widowControl/>
+      <w:bidi w:val="0"/>
+      <w:spacing w:lineRule="auto" w:line="240" w:before="0" w:after="0"/>
+      <w:jc w:val="left"/>
+    </w:pPr>
+    <w:rPr>
+      <w:rFonts w:ascii="Calibri" w:hAnsi="Calibri" w:eastAsia="Calibri" w:cs="" w:asciiTheme="minorHAnsi" w:cstheme="minorBidi" w:eastAsiaTheme="minorHAnsi" w:hAnsiTheme="minorHAnsi"/>
+      <w:color w:val="auto"/>
+      <w:kern w:val="0"/>
+      <w:sz w:val="22"/>
+      <w:szCs w:val="22"/>
+      <w:lang w:val="en-US" w:eastAsia="en-US" w:bidi="ar-SA"/>
+    </w:rPr>
+  </w:style>
+  <w:style w:type="numbering" w:styleId="NoList" w:default="1">
+    <w:name w:val="No List"/>
+    <w:uiPriority w:val="99"/>
+    <w:semiHidden/>
+    <w:unhideWhenUsed/>
+    <w:qFormat/>
   </w:style>
   <w:style w:type="table" w:default="1" w:styleId="TableNormal">
     <w:name w:val="Normal Table"/>
@@ -802,7 +1425,6 @@
     <w:semiHidden/>
     <w:unhideWhenUsed/>
     <w:tblPr>
-      <w:tblInd w:w="0" w:type="dxa"/>
       <w:tblCellMar>
         <w:top w:w="0" w:type="dxa"/>
         <w:left w:w="108" w:type="dxa"/>
@@ -811,214 +1433,101 @@
       </w:tblCellMar>
     </w:tblPr>
   </w:style>
-  <w:style w:type="numbering" w:default="1" w:styleId="NoList">
-    <w:name w:val="No List"/>
-    <w:uiPriority w:val="99"/>
-    <w:semiHidden/>
-    <w:unhideWhenUsed/>
-  </w:style>
-  <w:style w:type="paragraph" w:styleId="NoSpacing">
-    <w:name w:val="No Spacing"/>
-    <w:uiPriority w:val="1"/>
-    <w:qFormat/>
-    <w:rsid w:val="006B1AF3"/>
-    <w:pPr>
-      <w:spacing w:after="0" w:line="240" w:lineRule="auto"/>
-    </w:pPr>
-  </w:style>
 </w:styles>
 </file>
 
 <file path=word/theme/theme1.xml><?xml version="1.0" encoding="utf-8"?>
-<a:theme xmlns:a="http://schemas.openxmlformats.org/drawingml/2006/main" name="Office Theme">
+<a:theme xmlns:a="http://schemas.openxmlformats.org/drawingml/2006/main" xmlns:r="http://schemas.openxmlformats.org/officeDocument/2006/relationships" name="Office Theme">
   <a:themeElements>
     <a:clrScheme name="Office">
       <a:dk1>
-        <a:sysClr val="windowText" lastClr="000000"/>
+        <a:srgbClr val="000000"/>
       </a:dk1>
       <a:lt1>
-        <a:sysClr val="window" lastClr="FFFFFF"/>
+        <a:srgbClr val="ffffff"/>
       </a:lt1>
       <a:dk2>
-        <a:srgbClr val="44546A"/>
+        <a:srgbClr val="44546a"/>
       </a:dk2>
       <a:lt2>
-        <a:srgbClr val="E7E6E6"/>
+        <a:srgbClr val="e7e6e6"/>
       </a:lt2>
       <a:accent1>
-        <a:srgbClr val="4472C4"/>
+        <a:srgbClr val="4472c4"/>
       </a:accent1>
       <a:accent2>
-        <a:srgbClr val="ED7D31"/>
+        <a:srgbClr val="ed7d31"/>
       </a:accent2>
       <a:accent3>
-        <a:srgbClr val="A5A5A5"/>
+        <a:srgbClr val="a5a5a5"/>
       </a:accent3>
       <a:accent4>
-        <a:srgbClr val="FFC000"/>
+        <a:srgbClr val="ffc000"/>
       </a:accent4>
       <a:accent5>
-        <a:srgbClr val="5B9BD5"/>
+        <a:srgbClr val="5b9bd5"/>
       </a:accent5>
       <a:accent6>
-        <a:srgbClr val="70AD47"/>
+        <a:srgbClr val="70ad47"/>
       </a:accent6>
       <a:hlink>
-        <a:srgbClr val="0563C1"/>
+        <a:srgbClr val="0563c1"/>
       </a:hlink>
       <a:folHlink>
-        <a:srgbClr val="954F72"/>
+        <a:srgbClr val="954f72"/>
       </a:folHlink>
     </a:clrScheme>
     <a:fontScheme name="Office">
       <a:majorFont>
-        <a:latin typeface="Calibri Light" panose="020F0302020204030204"/>
+        <a:latin typeface="Calibri Light" panose="020F0302020204030204" pitchFamily="0" charset="1"/>
         <a:ea typeface=""/>
         <a:cs typeface=""/>
-        <a:font script="Jpan" typeface="游ゴシック Light"/>
-        <a:font script="Hang" typeface="맑은 고딕"/>
-        <a:font script="Hans" typeface="等线 Light"/>
-        <a:font script="Hant" typeface="新細明體"/>
-        <a:font script="Arab" typeface="Times New Roman"/>
-        <a:font script="Hebr" typeface="Times New Roman"/>
-        <a:font script="Thai" typeface="Angsana New"/>
-        <a:font script="Ethi" typeface="Nyala"/>
-        <a:font script="Beng" typeface="Vrinda"/>
-        <a:font script="Gujr" typeface="Shruti"/>
-        <a:font script="Khmr" typeface="MoolBoran"/>
-        <a:font script="Knda" typeface="Tunga"/>
-        <a:font script="Guru" typeface="Raavi"/>
-        <a:font script="Cans" typeface="Euphemia"/>
-        <a:font script="Cher" typeface="Plantagenet Cherokee"/>
-        <a:font script="Yiii" typeface="Microsoft Yi Baiti"/>
-        <a:font script="Tibt" typeface="Microsoft Himalaya"/>
-        <a:font script="Thaa" typeface="MV Boli"/>
-        <a:font script="Deva" typeface="Mangal"/>
-        <a:font script="Telu" typeface="Gautami"/>
-        <a:font script="Taml" typeface="Latha"/>
-        <a:font script="Syrc" typeface="Estrangelo Edessa"/>
-        <a:font script="Orya" typeface="Kalinga"/>
-        <a:font script="Mlym" typeface="Kartika"/>
-        <a:font script="Laoo" typeface="DokChampa"/>
-        <a:font script="Sinh" typeface="Iskoola Pota"/>
-        <a:font script="Mong" typeface="Mongolian Baiti"/>
-        <a:font script="Viet" typeface="Times New Roman"/>
-        <a:font script="Uigh" typeface="Microsoft Uighur"/>
-        <a:font script="Geor" typeface="Sylfaen"/>
-        <a:font script="Armn" typeface="Arial"/>
-        <a:font script="Bugi" typeface="Leelawadee UI"/>
-        <a:font script="Bopo" typeface="Microsoft JhengHei"/>
-        <a:font script="Java" typeface="Javanese Text"/>
-        <a:font script="Lisu" typeface="Segoe UI"/>
-        <a:font script="Mymr" typeface="Myanmar Text"/>
-        <a:font script="Nkoo" typeface="Ebrima"/>
-        <a:font script="Olck" typeface="Nirmala UI"/>
-        <a:font script="Osma" typeface="Ebrima"/>
-        <a:font script="Phag" typeface="Phagspa"/>
-        <a:font script="Syrn" typeface="Estrangelo Edessa"/>
-        <a:font script="Syrj" typeface="Estrangelo Edessa"/>
-        <a:font script="Syre" typeface="Estrangelo Edessa"/>
-        <a:font script="Sora" typeface="Nirmala UI"/>
-        <a:font script="Tale" typeface="Microsoft Tai Le"/>
-        <a:font script="Talu" typeface="Microsoft New Tai Lue"/>
-        <a:font script="Tfng" typeface="Ebrima"/>
       </a:majorFont>
       <a:minorFont>
-        <a:latin typeface="Calibri" panose="020F0502020204030204"/>
+        <a:latin typeface="Calibri" panose="020F0502020204030204" pitchFamily="0" charset="1"/>
         <a:ea typeface=""/>
         <a:cs typeface=""/>
-        <a:font script="Jpan" typeface="游明朝"/>
-        <a:font script="Hang" typeface="맑은 고딕"/>
-        <a:font script="Hans" typeface="等线"/>
-        <a:font script="Hant" typeface="新細明體"/>
-        <a:font script="Arab" typeface="Arial"/>
-        <a:font script="Hebr" typeface="Arial"/>
-        <a:font script="Thai" typeface="Cordia New"/>
-        <a:font script="Ethi" typeface="Nyala"/>
-        <a:font script="Beng" typeface="Vrinda"/>
-        <a:font script="Gujr" typeface="Shruti"/>
-        <a:font script="Khmr" typeface="DaunPenh"/>
-        <a:font script="Knda" typeface="Tunga"/>
-        <a:font script="Guru" typeface="Raavi"/>
-        <a:font script="Cans" typeface="Euphemia"/>
-        <a:font script="Cher" typeface="Plantagenet Cherokee"/>
-        <a:font script="Yiii" typeface="Microsoft Yi Baiti"/>
-        <a:font script="Tibt" typeface="Microsoft Himalaya"/>
-        <a:font script="Thaa" typeface="MV Boli"/>
-        <a:font script="Deva" typeface="Mangal"/>
-        <a:font script="Telu" typeface="Gautami"/>
-        <a:font script="Taml" typeface="Latha"/>
-        <a:font script="Syrc" typeface="Estrangelo Edessa"/>
-        <a:font script="Orya" typeface="Kalinga"/>
-        <a:font script="Mlym" typeface="Kartika"/>
-        <a:font script="Laoo" typeface="DokChampa"/>
-        <a:font script="Sinh" typeface="Iskoola Pota"/>
-        <a:font script="Mong" typeface="Mongolian Baiti"/>
-        <a:font script="Viet" typeface="Arial"/>
-        <a:font script="Uigh" typeface="Microsoft Uighur"/>
-        <a:font script="Geor" typeface="Sylfaen"/>
-        <a:font script="Armn" typeface="Arial"/>
-        <a:font script="Bugi" typeface="Leelawadee UI"/>
-        <a:font script="Bopo" typeface="Microsoft JhengHei"/>
-        <a:font script="Java" typeface="Javanese Text"/>
-        <a:font script="Lisu" typeface="Segoe UI"/>
-        <a:font script="Mymr" typeface="Myanmar Text"/>
-        <a:font script="Nkoo" typeface="Ebrima"/>
-        <a:font script="Olck" typeface="Nirmala UI"/>
-        <a:font script="Osma" typeface="Ebrima"/>
-        <a:font script="Phag" typeface="Phagspa"/>
-        <a:font script="Syrn" typeface="Estrangelo Edessa"/>
-        <a:font script="Syrj" typeface="Estrangelo Edessa"/>
-        <a:font script="Syre" typeface="Estrangelo Edessa"/>
-        <a:font script="Sora" typeface="Nirmala UI"/>
-        <a:font script="Tale" typeface="Microsoft Tai Le"/>
-        <a:font script="Talu" typeface="Microsoft New Tai Lue"/>
-        <a:font script="Tfng" typeface="Ebrima"/>
       </a:minorFont>
     </a:fontScheme>
-    <a:fmtScheme name="Office">
+    <a:fmtScheme>
       <a:fillStyleLst>
         <a:solidFill>
           <a:schemeClr val="phClr"/>
         </a:solidFill>
-        <a:gradFill rotWithShape="1">
+        <a:gradFill>
           <a:gsLst>
             <a:gs pos="0">
               <a:schemeClr val="phClr">
                 <a:lumMod val="110000"/>
-                <a:satMod val="105000"/>
                 <a:tint val="67000"/>
               </a:schemeClr>
             </a:gs>
             <a:gs pos="50000">
               <a:schemeClr val="phClr">
                 <a:lumMod val="105000"/>
-                <a:satMod val="103000"/>
                 <a:tint val="73000"/>
               </a:schemeClr>
             </a:gs>
             <a:gs pos="100000">
               <a:schemeClr val="phClr">
                 <a:lumMod val="105000"/>
-                <a:satMod val="109000"/>
                 <a:tint val="81000"/>
               </a:schemeClr>
             </a:gs>
           </a:gsLst>
           <a:lin ang="5400000" scaled="0"/>
+          <a:tileRect l="0" t="0" r="0" b="0"/>
         </a:gradFill>
-        <a:gradFill rotWithShape="1">
+        <a:gradFill>
           <a:gsLst>
             <a:gs pos="0">
               <a:schemeClr val="phClr">
-                <a:satMod val="103000"/>
                 <a:lumMod val="102000"/>
                 <a:tint val="94000"/>
               </a:schemeClr>
             </a:gs>
             <a:gs pos="50000">
               <a:schemeClr val="phClr">
-                <a:satMod val="110000"/>
                 <a:lumMod val="100000"/>
                 <a:shade val="100000"/>
               </a:schemeClr>
@@ -1026,33 +1535,24 @@
             <a:gs pos="100000">
               <a:schemeClr val="phClr">
                 <a:lumMod val="99000"/>
-                <a:satMod val="120000"/>
                 <a:shade val="78000"/>
               </a:schemeClr>
             </a:gs>
           </a:gsLst>
           <a:lin ang="5400000" scaled="0"/>
+          <a:tileRect l="0" t="0" r="0" b="0"/>
         </a:gradFill>
       </a:fillStyleLst>
       <a:lnStyleLst>
         <a:ln w="6350" cap="flat" cmpd="sng" algn="ctr">
-          <a:solidFill>
-            <a:schemeClr val="phClr"/>
-          </a:solidFill>
           <a:prstDash val="solid"/>
           <a:miter lim="800000"/>
         </a:ln>
         <a:ln w="12700" cap="flat" cmpd="sng" algn="ctr">
-          <a:solidFill>
-            <a:schemeClr val="phClr"/>
-          </a:solidFill>
           <a:prstDash val="solid"/>
           <a:miter lim="800000"/>
         </a:ln>
         <a:ln w="19050" cap="flat" cmpd="sng" algn="ctr">
-          <a:solidFill>
-            <a:schemeClr val="phClr"/>
-          </a:solidFill>
           <a:prstDash val="solid"/>
           <a:miter lim="800000"/>
         </a:ln>
@@ -1065,13 +1565,7 @@
           <a:effectLst/>
         </a:effectStyle>
         <a:effectStyle>
-          <a:effectLst>
-            <a:outerShdw blurRad="57150" dist="19050" dir="5400000" algn="ctr" rotWithShape="0">
-              <a:srgbClr val="000000">
-                <a:alpha val="63000"/>
-              </a:srgbClr>
-            </a:outerShdw>
-          </a:effectLst>
+          <a:effectLst/>
         </a:effectStyle>
       </a:effectStyleLst>
       <a:bgFillStyleLst>
@@ -1081,15 +1575,13 @@
         <a:solidFill>
           <a:schemeClr val="phClr">
             <a:tint val="95000"/>
-            <a:satMod val="170000"/>
           </a:schemeClr>
         </a:solidFill>
-        <a:gradFill rotWithShape="1">
+        <a:gradFill>
           <a:gsLst>
             <a:gs pos="0">
               <a:schemeClr val="phClr">
                 <a:tint val="93000"/>
-                <a:satMod val="150000"/>
                 <a:shade val="98000"/>
                 <a:lumMod val="102000"/>
               </a:schemeClr>
@@ -1097,7 +1589,6 @@
             <a:gs pos="50000">
               <a:schemeClr val="phClr">
                 <a:tint val="98000"/>
-                <a:satMod val="130000"/>
                 <a:shade val="90000"/>
                 <a:lumMod val="103000"/>
               </a:schemeClr>
@@ -1105,26 +1596,36 @@
             <a:gs pos="100000">
               <a:schemeClr val="phClr">
                 <a:shade val="63000"/>
-                <a:satMod val="120000"/>
               </a:schemeClr>
             </a:gs>
           </a:gsLst>
           <a:lin ang="5400000" scaled="0"/>
+          <a:tileRect l="0" t="0" r="0" b="0"/>
         </a:gradFill>
       </a:bgFillStyleLst>
     </a:fmtScheme>
   </a:themeElements>
-  <a:objectDefaults/>
-  <a:extraClrSchemeLst/>
-  <a:extLst>
-    <a:ext uri="{05A4C25C-085E-4340-85A3-A5531E510DB2}">
-      <thm15:themeFamily xmlns:thm15="http://schemas.microsoft.com/office/thememl/2012/main" name="Office Theme" id="{62F939B6-93AF-4DB8-9C6B-D6C7DFDC589F}" vid="{4A3C46E8-61CC-4603-A589-7422A47A8E4A}"/>
-    </a:ext>
-  </a:extLst>
 </a:theme>
 </file>
 
 <file path=customXml/item1.xml><?xml version="1.0" encoding="utf-8"?>
+<p:properties xmlns:p="http://schemas.microsoft.com/office/2006/metadata/properties" xmlns:xsi="http://www.w3.org/2001/XMLSchema-instance" xmlns:pc="http://schemas.microsoft.com/office/infopath/2007/PartnerControls">
+  <documentManagement>
+    <_activity xmlns="5f5b6d61-0e5f-41fd-8596-a1256f5a83b0" xsi:nil="true"/>
+  </documentManagement>
+</p:properties>
+</file>
+
+<file path=customXml/item2.xml><?xml version="1.0" encoding="utf-8"?>
+<?mso-contentType ?>
+<FormTemplates xmlns="http://schemas.microsoft.com/sharepoint/v3/contenttype/forms">
+  <Display>DocumentLibraryForm</Display>
+  <Edit>DocumentLibraryForm</Edit>
+  <New>DocumentLibraryForm</New>
+</FormTemplates>
+</file>
+
+<file path=customXml/item3.xml><?xml version="1.0" encoding="utf-8"?>
 <ct:contentTypeSchema xmlns:ct="http://schemas.microsoft.com/office/2006/metadata/contentType" xmlns:ma="http://schemas.microsoft.com/office/2006/metadata/properties/metaAttributes" ct:_="" ma:_="" ma:contentTypeName="Document" ma:contentTypeID="0x01010059CE426D428CEF499B332ADC3ADB3636" ma:contentTypeVersion="18" ma:contentTypeDescription="Create a new document." ma:contentTypeScope="" ma:versionID="13509ba731ffb2fdd5d141b8c541198d">
   <xsd:schema xmlns:xsd="http://www.w3.org/2001/XMLSchema" xmlns:xs="http://www.w3.org/2001/XMLSchema" xmlns:p="http://schemas.microsoft.com/office/2006/metadata/properties" xmlns:ns3="5f5b6d61-0e5f-41fd-8596-a1256f5a83b0" xmlns:ns4="f0b9717a-2b57-40f9-a089-7ad30d640f15" targetNamespace="http://schemas.microsoft.com/office/2006/metadata/properties" ma:root="true" ma:fieldsID="765877e7946d6085ea7f1c110fb60deb" ns3:_="" ns4:_="">
     <xsd:import namespace="5f5b6d61-0e5f-41fd-8596-a1256f5a83b0"/>
@@ -1377,24 +1878,32 @@
 </ct:contentTypeSchema>
 </file>
 
-<file path=customXml/item2.xml><?xml version="1.0" encoding="utf-8"?>
-<?mso-contentType ?>
-<FormTemplates xmlns="http://schemas.microsoft.com/sharepoint/v3/contenttype/forms">
-  <Display>DocumentLibraryForm</Display>
-  <Edit>DocumentLibraryForm</Edit>
-  <New>DocumentLibraryForm</New>
-</FormTemplates>
+<file path=customXml/itemProps1.xml><?xml version="1.0" encoding="utf-8"?>
+<ds:datastoreItem xmlns:ds="http://schemas.openxmlformats.org/officeDocument/2006/customXml" ds:itemID="{D0190E1E-672B-42C8-84CB-5530506E3E8B}">
+  <ds:schemaRefs>
+    <ds:schemaRef ds:uri="http://purl.org/dc/elements/1.1/"/>
+    <ds:schemaRef ds:uri="http://schemas.openxmlformats.org/package/2006/metadata/core-properties"/>
+    <ds:schemaRef ds:uri="5f5b6d61-0e5f-41fd-8596-a1256f5a83b0"/>
+    <ds:schemaRef ds:uri="http://schemas.microsoft.com/office/2006/metadata/properties"/>
+    <ds:schemaRef ds:uri="http://www.w3.org/XML/1998/namespace"/>
+    <ds:schemaRef ds:uri="http://purl.org/dc/dcmitype/"/>
+    <ds:schemaRef ds:uri="http://schemas.microsoft.com/office/2006/documentManagement/types"/>
+    <ds:schemaRef ds:uri="http://schemas.microsoft.com/office/infopath/2007/PartnerControls"/>
+    <ds:schemaRef ds:uri="f0b9717a-2b57-40f9-a089-7ad30d640f15"/>
+    <ds:schemaRef ds:uri="http://purl.org/dc/terms/"/>
+  </ds:schemaRefs>
+</ds:datastoreItem>
 </file>
 
-<file path=customXml/item3.xml><?xml version="1.0" encoding="utf-8"?>
-<p:properties xmlns:p="http://schemas.microsoft.com/office/2006/metadata/properties" xmlns:xsi="http://www.w3.org/2001/XMLSchema-instance" xmlns:pc="http://schemas.microsoft.com/office/infopath/2007/PartnerControls">
-  <documentManagement>
-    <_activity xmlns="5f5b6d61-0e5f-41fd-8596-a1256f5a83b0" xsi:nil="true"/>
-  </documentManagement>
-</p:properties>
+<file path=customXml/itemProps2.xml><?xml version="1.0" encoding="utf-8"?>
+<ds:datastoreItem xmlns:ds="http://schemas.openxmlformats.org/officeDocument/2006/customXml" ds:itemID="{2549C5EE-7672-4F34-9BAA-E33D2C48A393}">
+  <ds:schemaRefs>
+    <ds:schemaRef ds:uri="http://schemas.microsoft.com/sharepoint/v3/contenttype/forms"/>
+  </ds:schemaRefs>
+</ds:datastoreItem>
 </file>
 
-<file path=customXml/itemProps1.xml><?xml version="1.0" encoding="utf-8"?>
+<file path=customXml/itemProps3.xml><?xml version="1.0" encoding="utf-8"?>
 <ds:datastoreItem xmlns:ds="http://schemas.openxmlformats.org/officeDocument/2006/customXml" ds:itemID="{4E0B892D-7FD4-456D-A843-45CEDB933B09}">
   <ds:schemaRefs>
     <ds:schemaRef ds:uri="http://schemas.microsoft.com/office/2006/metadata/contentType"/>
@@ -1411,29 +1920,4 @@
     <ds:schemaRef ds:uri="http://schemas.microsoft.com/internal/obd"/>
   </ds:schemaRefs>
 </ds:datastoreItem>
-</file>
-
-<file path=customXml/itemProps2.xml><?xml version="1.0" encoding="utf-8"?>
-<ds:datastoreItem xmlns:ds="http://schemas.openxmlformats.org/officeDocument/2006/customXml" ds:itemID="{2549C5EE-7672-4F34-9BAA-E33D2C48A393}">
-  <ds:schemaRefs>
-    <ds:schemaRef ds:uri="http://schemas.microsoft.com/sharepoint/v3/contenttype/forms"/>
-  </ds:schemaRefs>
-</ds:datastoreItem>
-</file>
-
-<file path=customXml/itemProps3.xml><?xml version="1.0" encoding="utf-8"?>
-<ds:datastoreItem xmlns:ds="http://schemas.openxmlformats.org/officeDocument/2006/customXml" ds:itemID="{D0190E1E-672B-42C8-84CB-5530506E3E8B}">
-  <ds:schemaRefs>
-    <ds:schemaRef ds:uri="http://purl.org/dc/elements/1.1/"/>
-    <ds:schemaRef ds:uri="http://schemas.openxmlformats.org/package/2006/metadata/core-properties"/>
-    <ds:schemaRef ds:uri="5f5b6d61-0e5f-41fd-8596-a1256f5a83b0"/>
-    <ds:schemaRef ds:uri="http://schemas.microsoft.com/office/2006/metadata/properties"/>
-    <ds:schemaRef ds:uri="http://www.w3.org/XML/1998/namespace"/>
-    <ds:schemaRef ds:uri="http://purl.org/dc/dcmitype/"/>
-    <ds:schemaRef ds:uri="http://schemas.microsoft.com/office/2006/documentManagement/types"/>
-    <ds:schemaRef ds:uri="http://schemas.microsoft.com/office/infopath/2007/PartnerControls"/>
-    <ds:schemaRef ds:uri="f0b9717a-2b57-40f9-a089-7ad30d640f15"/>
-    <ds:schemaRef ds:uri="http://purl.org/dc/terms/"/>
-  </ds:schemaRefs>
-</ds:datastoreItem>
 </file>
--- a/Homework/EandC/EandC_InClass.docx
+++ b/Homework/EandC/EandC_InClass.docx
@@ -56,6 +56,109 @@
       <w:pPr>
         <w:pStyle w:val="Normal"/>
         <w:rPr>
+          <w:rFonts w:ascii="FreeMono" w:hAnsi="FreeMono"/>
+        </w:rPr>
+      </w:pPr>
+      <w:r>
+        <w:rPr>
+          <w:rFonts w:ascii="FreeMono" w:hAnsi="FreeMono"/>
+          <w:sz w:val="28"/>
+        </w:rPr>
+        <w:t>(let ([x 10]</w:t>
+      </w:r>
+    </w:p>
+    <w:p>
+      <w:pPr>
+        <w:pStyle w:val="Normal"/>
+        <w:rPr>
+          <w:rFonts w:ascii="FreeMono" w:hAnsi="FreeMono"/>
+        </w:rPr>
+      </w:pPr>
+      <w:r>
+        <w:rPr>
+          <w:rFonts w:ascii="FreeMono" w:hAnsi="FreeMono"/>
+          <w:sz w:val="28"/>
+        </w:rPr>
+        <w:t xml:space="preserve">      </w:t>
+      </w:r>
+      <w:r>
+        <w:rPr>
+          <w:rFonts w:ascii="FreeMono" w:hAnsi="FreeMono"/>
+          <w:sz w:val="28"/>
+        </w:rPr>
+        <w:t>[y 20])</w:t>
+      </w:r>
+    </w:p>
+    <w:p>
+      <w:pPr>
+        <w:pStyle w:val="Normal"/>
+        <w:rPr>
+          <w:rFonts w:ascii="FreeMono" w:hAnsi="FreeMono"/>
+        </w:rPr>
+      </w:pPr>
+      <w:r>
+        <w:rPr>
+          <w:rFonts w:ascii="FreeMono" w:hAnsi="FreeMono"/>
+          <w:sz w:val="28"/>
+        </w:rPr>
+        <w:t xml:space="preserve">  </w:t>
+      </w:r>
+      <w:r>
+        <w:rPr>
+          <w:rFonts w:ascii="FreeMono" w:hAnsi="FreeMono"/>
+          <w:sz w:val="28"/>
+        </w:rPr>
+        <w:t>(let ([x 5]</w:t>
+      </w:r>
+    </w:p>
+    <w:p>
+      <w:pPr>
+        <w:pStyle w:val="Normal"/>
+        <w:rPr>
+          <w:rFonts w:ascii="FreeMono" w:hAnsi="FreeMono"/>
+        </w:rPr>
+      </w:pPr>
+      <w:r>
+        <w:rPr>
+          <w:rFonts w:ascii="FreeMono" w:hAnsi="FreeMono"/>
+          <w:sz w:val="28"/>
+        </w:rPr>
+        <w:t xml:space="preserve">        </w:t>
+      </w:r>
+      <w:r>
+        <w:rPr>
+          <w:rFonts w:ascii="FreeMono" w:hAnsi="FreeMono"/>
+          <w:sz w:val="28"/>
+        </w:rPr>
+        <w:t>[z (+ x y)])</w:t>
+      </w:r>
+    </w:p>
+    <w:p>
+      <w:pPr>
+        <w:pStyle w:val="Normal"/>
+        <w:rPr>
+          <w:rFonts w:ascii="FreeMono" w:hAnsi="FreeMono"/>
+        </w:rPr>
+      </w:pPr>
+      <w:r>
+        <w:rPr>
+          <w:rFonts w:ascii="FreeMono" w:hAnsi="FreeMono"/>
+          <w:sz w:val="28"/>
+        </w:rPr>
+        <w:t xml:space="preserve">    </w:t>
+      </w:r>
+      <w:r>
+        <w:rPr>
+          <w:rFonts w:ascii="FreeMono" w:hAnsi="FreeMono"/>
+          <w:sz w:val="28"/>
+        </w:rPr>
+        <w:t>(* x z)))</w:t>
+      </w:r>
+    </w:p>
+    <w:p>
+      <w:pPr>
+        <w:pStyle w:val="Normal"/>
+        <w:rPr>
           <w:rFonts w:ascii="Consolas" w:hAnsi="Consolas"/>
           <w:sz w:val="28"/>
         </w:rPr>
@@ -65,7 +168,6 @@
           <w:rFonts w:ascii="Consolas" w:hAnsi="Consolas"/>
           <w:sz w:val="28"/>
         </w:rPr>
-        <w:t>(let ([x 10]</w:t>
       </w:r>
     </w:p>
     <w:p>
@@ -81,823 +183,249 @@
           <w:rFonts w:ascii="Consolas" w:hAnsi="Consolas"/>
           <w:sz w:val="28"/>
         </w:rPr>
+      </w:r>
+    </w:p>
+    <w:p>
+      <w:pPr>
+        <w:pStyle w:val="Normal"/>
+        <w:rPr>
+          <w:rFonts w:ascii="Consolas" w:hAnsi="Consolas"/>
+          <w:sz w:val="28"/>
+        </w:rPr>
+      </w:pPr>
+      <w:r>
+        <w:rPr>
+          <w:rFonts w:ascii="Consolas" w:hAnsi="Consolas"/>
+          <w:sz w:val="28"/>
+        </w:rPr>
+      </w:r>
+    </w:p>
+    <w:p>
+      <w:pPr>
+        <w:pStyle w:val="Normal"/>
+        <w:rPr>
+          <w:rFonts w:ascii="Consolas" w:hAnsi="Consolas"/>
+          <w:sz w:val="28"/>
+        </w:rPr>
+      </w:pPr>
+      <w:r>
+        <w:rPr>
+          <w:rFonts w:ascii="Consolas" w:hAnsi="Consolas"/>
+          <w:sz w:val="28"/>
+        </w:rPr>
+        <w:t>B (4 points)</w:t>
+      </w:r>
+    </w:p>
+    <w:p>
+      <w:pPr>
+        <w:pStyle w:val="Normal"/>
+        <w:rPr>
+          <w:rFonts w:ascii="FreeMono" w:hAnsi="FreeMono"/>
+        </w:rPr>
+      </w:pPr>
+      <w:r>
+        <w:rPr>
+          <w:rFonts w:ascii="FreeMono" w:hAnsi="FreeMono"/>
+          <w:sz w:val="28"/>
+        </w:rPr>
+        <w:t>(let ([make-adder (lambda (x)</w:t>
+      </w:r>
+    </w:p>
+    <w:p>
+      <w:pPr>
+        <w:pStyle w:val="Normal"/>
+        <w:rPr>
+          <w:rFonts w:ascii="FreeMono" w:hAnsi="FreeMono"/>
+        </w:rPr>
+      </w:pPr>
+      <w:r>
+        <w:rPr>
+          <w:rFonts w:ascii="FreeMono" w:hAnsi="FreeMono"/>
+          <w:sz w:val="28"/>
+        </w:rPr>
+        <w:t xml:space="preserve">                    </w:t>
+      </w:r>
+      <w:r>
+        <w:rPr>
+          <w:rFonts w:ascii="FreeMono" w:hAnsi="FreeMono"/>
+          <w:sz w:val="28"/>
+        </w:rPr>
+        <w:t>(lambda (y) (+ x y)))])</w:t>
+      </w:r>
+    </w:p>
+    <w:p>
+      <w:pPr>
+        <w:pStyle w:val="Normal"/>
+        <w:rPr>
+          <w:rFonts w:ascii="FreeMono" w:hAnsi="FreeMono"/>
+        </w:rPr>
+      </w:pPr>
+      <w:r>
+        <w:rPr>
+          <w:rFonts w:ascii="FreeMono" w:hAnsi="FreeMono"/>
+          <w:sz w:val="28"/>
+        </w:rPr>
+        <w:t xml:space="preserve">  </w:t>
+      </w:r>
+      <w:r>
+        <w:rPr>
+          <w:rFonts w:ascii="FreeMono" w:hAnsi="FreeMono"/>
+          <w:sz w:val="28"/>
+        </w:rPr>
+        <w:t>(let ([add5 (make-adder 5)])</w:t>
+      </w:r>
+    </w:p>
+    <w:p>
+      <w:pPr>
+        <w:pStyle w:val="Normal"/>
+        <w:rPr>
+          <w:rFonts w:ascii="FreeMono" w:hAnsi="FreeMono"/>
+        </w:rPr>
+      </w:pPr>
+      <w:r>
+        <w:rPr>
+          <w:rFonts w:ascii="FreeMono" w:hAnsi="FreeMono"/>
+          <w:sz w:val="28"/>
+        </w:rPr>
+        <w:t xml:space="preserve">    </w:t>
+      </w:r>
+      <w:r>
+        <w:rPr>
+          <w:rFonts w:ascii="FreeMono" w:hAnsi="FreeMono"/>
+          <w:sz w:val="28"/>
+        </w:rPr>
+        <w:t>(add5 10)))</w:t>
+      </w:r>
+      <w:r>
+        <w:br w:type="page"/>
+      </w:r>
+    </w:p>
+    <w:p>
+      <w:pPr>
+        <w:pStyle w:val="Normal"/>
+        <w:spacing w:before="0" w:after="160"/>
+        <w:rPr>
+          <w:rFonts w:ascii="Consolas" w:hAnsi="Consolas"/>
+          <w:sz w:val="28"/>
+        </w:rPr>
+      </w:pPr>
+      <w:r>
+        <w:rPr>
+          <w:rFonts w:ascii="Consolas" w:hAnsi="Consolas"/>
+          <w:sz w:val="28"/>
+        </w:rPr>
+        <w:t xml:space="preserve">C </w:t>
+      </w:r>
+      <w:r>
+        <w:rPr>
+          <w:rFonts w:ascii="Consolas" w:hAnsi="Consolas"/>
+          <w:sz w:val="28"/>
+        </w:rPr>
+        <w:t xml:space="preserve"> (5 points)</w:t>
+      </w:r>
+    </w:p>
+    <w:p>
+      <w:pPr>
+        <w:pStyle w:val="Normal"/>
+        <w:rPr>
+          <w:rFonts w:ascii="FreeMono" w:hAnsi="FreeMono"/>
+        </w:rPr>
+      </w:pPr>
+      <w:r>
+        <w:rPr>
+          <w:rFonts w:ascii="FreeMono" w:hAnsi="FreeMono"/>
+          <w:sz w:val="28"/>
+        </w:rPr>
+        <w:t>(let ([a 2]</w:t>
+      </w:r>
+    </w:p>
+    <w:p>
+      <w:pPr>
+        <w:pStyle w:val="Normal"/>
+        <w:rPr>
+          <w:rFonts w:ascii="FreeMono" w:hAnsi="FreeMono"/>
+        </w:rPr>
+      </w:pPr>
+      <w:r>
+        <w:rPr>
+          <w:rFonts w:ascii="FreeMono" w:hAnsi="FreeMono"/>
+          <w:sz w:val="28"/>
+        </w:rPr>
         <w:t xml:space="preserve">      </w:t>
       </w:r>
       <w:r>
         <w:rPr>
-          <w:rFonts w:ascii="Consolas" w:hAnsi="Consolas"/>
-          <w:sz w:val="28"/>
-        </w:rPr>
-        <w:t>[y 20])</w:t>
-      </w:r>
-    </w:p>
-    <w:p>
-      <w:pPr>
-        <w:pStyle w:val="Normal"/>
-        <w:rPr>
-          <w:rFonts w:ascii="Consolas" w:hAnsi="Consolas"/>
-          <w:sz w:val="28"/>
-        </w:rPr>
-      </w:pPr>
-      <w:r>
-        <w:rPr>
-          <w:rFonts w:ascii="Consolas" w:hAnsi="Consolas"/>
+          <w:rFonts w:ascii="FreeMono" w:hAnsi="FreeMono"/>
+          <w:sz w:val="28"/>
+        </w:rPr>
+        <w:t>[b 3])</w:t>
+      </w:r>
+    </w:p>
+    <w:p>
+      <w:pPr>
+        <w:pStyle w:val="Normal"/>
+        <w:rPr>
+          <w:rFonts w:ascii="FreeMono" w:hAnsi="FreeMono"/>
+        </w:rPr>
+      </w:pPr>
+      <w:r>
+        <w:rPr>
+          <w:rFonts w:ascii="FreeMono" w:hAnsi="FreeMono"/>
           <w:sz w:val="28"/>
         </w:rPr>
         <w:t xml:space="preserve">  </w:t>
       </w:r>
       <w:r>
         <w:rPr>
-          <w:rFonts w:ascii="Consolas" w:hAnsi="Consolas"/>
-          <w:sz w:val="28"/>
-        </w:rPr>
-        <w:t>(let ([x 5]</w:t>
-      </w:r>
-    </w:p>
-    <w:p>
-      <w:pPr>
-        <w:pStyle w:val="Normal"/>
-        <w:rPr>
-          <w:rFonts w:ascii="Consolas" w:hAnsi="Consolas"/>
-          <w:sz w:val="28"/>
-        </w:rPr>
-      </w:pPr>
-      <w:r>
-        <w:rPr>
-          <w:rFonts w:ascii="Consolas" w:hAnsi="Consolas"/>
+          <w:rFonts w:ascii="FreeMono" w:hAnsi="FreeMono"/>
+          <w:sz w:val="28"/>
+        </w:rPr>
+        <w:t>(let ([add-a (lambda (x) (+ x a))]</w:t>
+      </w:r>
+    </w:p>
+    <w:p>
+      <w:pPr>
+        <w:pStyle w:val="Normal"/>
+        <w:rPr>
+          <w:rFonts w:ascii="FreeMono" w:hAnsi="FreeMono"/>
+        </w:rPr>
+      </w:pPr>
+      <w:r>
+        <w:rPr>
+          <w:rFonts w:ascii="FreeMono" w:hAnsi="FreeMono"/>
           <w:sz w:val="28"/>
         </w:rPr>
         <w:t xml:space="preserve">        </w:t>
       </w:r>
       <w:r>
         <w:rPr>
-          <w:rFonts w:ascii="Consolas" w:hAnsi="Consolas"/>
-          <w:sz w:val="28"/>
-        </w:rPr>
-        <w:t>[z (+ x y)])</w:t>
-      </w:r>
-    </w:p>
-    <w:p>
-      <w:pPr>
-        <w:pStyle w:val="Normal"/>
-        <w:rPr>
-          <w:rFonts w:ascii="Consolas" w:hAnsi="Consolas"/>
-          <w:sz w:val="28"/>
-        </w:rPr>
-      </w:pPr>
-      <w:r>
-        <w:rPr>
-          <w:rFonts w:ascii="Consolas" w:hAnsi="Consolas"/>
+          <w:rFonts w:ascii="FreeMono" w:hAnsi="FreeMono"/>
+          <w:sz w:val="28"/>
+        </w:rPr>
+        <w:t>[mult-b (lambda (x) (* x b))])</w:t>
+      </w:r>
+    </w:p>
+    <w:p>
+      <w:pPr>
+        <w:pStyle w:val="Normal"/>
+        <w:spacing w:before="0" w:after="160"/>
+        <w:rPr>
+          <w:rFonts w:ascii="FreeMono" w:hAnsi="FreeMono"/>
+        </w:rPr>
+      </w:pPr>
+      <w:r>
+        <w:rPr>
+          <w:rFonts w:ascii="FreeMono" w:hAnsi="FreeMono"/>
           <w:sz w:val="28"/>
         </w:rPr>
         <w:t xml:space="preserve">    </w:t>
       </w:r>
       <w:r>
         <w:rPr>
-          <w:rFonts w:ascii="Consolas" w:hAnsi="Consolas"/>
-          <w:sz w:val="28"/>
-        </w:rPr>
-        <w:t>(* x z)))</w:t>
-      </w:r>
-    </w:p>
-    <w:p>
-      <w:pPr>
-        <w:pStyle w:val="Normal"/>
-        <w:rPr>
-          <w:rFonts w:ascii="Consolas" w:hAnsi="Consolas"/>
-          <w:sz w:val="28"/>
-        </w:rPr>
-      </w:pPr>
-      <w:r>
-        <w:rPr>
-          <w:rFonts w:ascii="Consolas" w:hAnsi="Consolas"/>
-          <w:sz w:val="28"/>
-        </w:rPr>
-      </w:r>
-    </w:p>
-    <w:p>
-      <w:pPr>
-        <w:pStyle w:val="Normal"/>
-        <w:rPr>
-          <w:rFonts w:ascii="Consolas" w:hAnsi="Consolas"/>
-          <w:sz w:val="28"/>
-        </w:rPr>
-      </w:pPr>
-      <w:r>
-        <w:rPr>
-          <w:rFonts w:ascii="Consolas" w:hAnsi="Consolas"/>
-          <w:sz w:val="28"/>
-        </w:rPr>
-      </w:r>
-    </w:p>
-    <w:p>
-      <w:pPr>
-        <w:pStyle w:val="Normal"/>
-        <w:rPr>
-          <w:rFonts w:ascii="Consolas" w:hAnsi="Consolas"/>
-          <w:sz w:val="28"/>
-        </w:rPr>
-      </w:pPr>
-      <w:r>
-        <w:rPr>
-          <w:rFonts w:ascii="Consolas" w:hAnsi="Consolas"/>
-          <w:sz w:val="28"/>
-        </w:rPr>
-      </w:r>
-    </w:p>
-    <w:p>
-      <w:pPr>
-        <w:pStyle w:val="Normal"/>
-        <w:rPr>
-          <w:rFonts w:ascii="Consolas" w:hAnsi="Consolas"/>
-          <w:sz w:val="28"/>
-        </w:rPr>
-      </w:pPr>
-      <w:r>
-        <w:rPr>
-          <w:rFonts w:ascii="Consolas" w:hAnsi="Consolas"/>
-          <w:sz w:val="28"/>
-        </w:rPr>
-        <w:t>B (4 points)</w:t>
-      </w:r>
-    </w:p>
-    <w:p>
-      <w:pPr>
-        <w:pStyle w:val="Normal"/>
-        <w:rPr>
-          <w:rFonts w:ascii="Consolas" w:hAnsi="Consolas"/>
-          <w:sz w:val="28"/>
-        </w:rPr>
-      </w:pPr>
-      <w:r>
-        <w:rPr>
-          <w:rFonts w:ascii="Consolas" w:hAnsi="Consolas"/>
-          <w:sz w:val="28"/>
-        </w:rPr>
-        <w:t>(let ([make-adder (lambda (x)</w:t>
-      </w:r>
-    </w:p>
-    <w:p>
-      <w:pPr>
-        <w:pStyle w:val="Normal"/>
-        <w:rPr>
-          <w:rFonts w:ascii="Consolas" w:hAnsi="Consolas"/>
-          <w:sz w:val="28"/>
-        </w:rPr>
-      </w:pPr>
-      <w:r>
-        <w:rPr>
-          <w:rFonts w:ascii="Consolas" w:hAnsi="Consolas"/>
-          <w:sz w:val="28"/>
-        </w:rPr>
-        <w:t xml:space="preserve">                    </w:t>
-      </w:r>
-      <w:r>
-        <w:rPr>
-          <w:rFonts w:ascii="Consolas" w:hAnsi="Consolas"/>
-          <w:sz w:val="28"/>
-        </w:rPr>
-        <w:t>(lambda (y) (+ x y)))])</w:t>
-      </w:r>
-    </w:p>
-    <w:p>
-      <w:pPr>
-        <w:pStyle w:val="Normal"/>
-        <w:rPr>
-          <w:rFonts w:ascii="Consolas" w:hAnsi="Consolas"/>
-          <w:sz w:val="28"/>
-        </w:rPr>
-      </w:pPr>
-      <w:r>
-        <w:rPr>
-          <w:rFonts w:ascii="Consolas" w:hAnsi="Consolas"/>
-          <w:sz w:val="28"/>
-        </w:rPr>
-        <w:t xml:space="preserve">  </w:t>
-      </w:r>
-      <w:r>
-        <w:rPr>
-          <w:rFonts w:ascii="Consolas" w:hAnsi="Consolas"/>
-          <w:sz w:val="28"/>
-        </w:rPr>
-        <w:t>(let ([add5 (make-adder 5)])</w:t>
-      </w:r>
-    </w:p>
-    <w:p>
-      <w:pPr>
-        <w:pStyle w:val="Normal"/>
-        <w:rPr>
-          <w:rFonts w:ascii="Consolas" w:hAnsi="Consolas"/>
-          <w:sz w:val="28"/>
-        </w:rPr>
-      </w:pPr>
-      <w:r>
-        <w:rPr>
-          <w:rFonts w:ascii="Consolas" w:hAnsi="Consolas"/>
-          <w:sz w:val="28"/>
-        </w:rPr>
-        <w:t xml:space="preserve">    </w:t>
-      </w:r>
-      <w:r>
-        <w:rPr>
-          <w:rFonts w:ascii="Consolas" w:hAnsi="Consolas"/>
-          <w:sz w:val="28"/>
-        </w:rPr>
-        <w:t>(add5 10)))</w:t>
-      </w:r>
-      <w:r>
-        <w:br w:type="page"/>
-      </w:r>
-    </w:p>
-    <w:p>
-      <w:pPr>
-        <w:pStyle w:val="Normal"/>
-        <w:rPr>
-          <w:rFonts w:ascii="Consolas" w:hAnsi="Consolas"/>
-          <w:sz w:val="28"/>
-        </w:rPr>
-      </w:pPr>
-      <w:r>
-        <w:rPr>
-          <w:rFonts w:ascii="Consolas" w:hAnsi="Consolas"/>
-          <w:sz w:val="28"/>
-        </w:rPr>
-        <w:t>C (4 points)</w:t>
-      </w:r>
-    </w:p>
-    <w:p>
-      <w:pPr>
-        <w:pStyle w:val="Normal"/>
-        <w:rPr>
-          <w:rFonts w:ascii="Consolas" w:hAnsi="Consolas"/>
-          <w:sz w:val="28"/>
-        </w:rPr>
-      </w:pPr>
-      <w:r>
-        <w:rPr>
-          <w:rFonts w:ascii="Consolas" w:hAnsi="Consolas"/>
-          <w:sz w:val="28"/>
-        </w:rPr>
-        <w:t>(let ([double (lambda (x) (* x 2))])</w:t>
-      </w:r>
-    </w:p>
-    <w:p>
-      <w:pPr>
-        <w:pStyle w:val="Normal"/>
-        <w:rPr>
-          <w:rFonts w:ascii="Consolas" w:hAnsi="Consolas"/>
-          <w:sz w:val="28"/>
-        </w:rPr>
-      </w:pPr>
-      <w:r>
-        <w:rPr>
-          <w:rFonts w:ascii="Consolas" w:hAnsi="Consolas"/>
-          <w:sz w:val="28"/>
-        </w:rPr>
-        <w:t xml:space="preserve">  </w:t>
-      </w:r>
-      <w:r>
-        <w:rPr>
-          <w:rFonts w:ascii="Consolas" w:hAnsi="Consolas"/>
-          <w:sz w:val="28"/>
-        </w:rPr>
-        <w:t>(let ([quad (lambda (y) (double (double y)))])</w:t>
-      </w:r>
-    </w:p>
-    <w:p>
-      <w:pPr>
-        <w:pStyle w:val="Normal"/>
-        <w:rPr>
-          <w:rFonts w:ascii="Consolas" w:hAnsi="Consolas"/>
-          <w:sz w:val="28"/>
-        </w:rPr>
-      </w:pPr>
-      <w:r>
-        <w:rPr>
-          <w:rFonts w:ascii="Consolas" w:hAnsi="Consolas"/>
-          <w:sz w:val="28"/>
-        </w:rPr>
-        <w:t xml:space="preserve">    </w:t>
-      </w:r>
-      <w:r>
-        <w:rPr>
-          <w:rFonts w:ascii="Consolas" w:hAnsi="Consolas"/>
-          <w:sz w:val="28"/>
-        </w:rPr>
-        <w:t>(quad 3)))</w:t>
-      </w:r>
-    </w:p>
-    <w:p>
-      <w:pPr>
-        <w:pStyle w:val="Normal"/>
-        <w:rPr>
-          <w:rFonts w:ascii="Consolas" w:hAnsi="Consolas"/>
-          <w:sz w:val="28"/>
-        </w:rPr>
-      </w:pPr>
-      <w:r>
-        <w:rPr>
-          <w:rFonts w:ascii="Consolas" w:hAnsi="Consolas"/>
-          <w:sz w:val="28"/>
-        </w:rPr>
-      </w:r>
-    </w:p>
-    <w:p>
-      <w:pPr>
-        <w:pStyle w:val="Normal"/>
-        <w:rPr>
-          <w:rFonts w:ascii="Consolas" w:hAnsi="Consolas"/>
-          <w:sz w:val="28"/>
-        </w:rPr>
-      </w:pPr>
-      <w:r>
-        <w:rPr>
-          <w:rFonts w:ascii="Consolas" w:hAnsi="Consolas"/>
-          <w:sz w:val="28"/>
-        </w:rPr>
-      </w:r>
-    </w:p>
-    <w:p>
-      <w:pPr>
-        <w:pStyle w:val="Normal"/>
-        <w:rPr>
-          <w:rFonts w:ascii="Consolas" w:hAnsi="Consolas"/>
-          <w:sz w:val="28"/>
-        </w:rPr>
-      </w:pPr>
-      <w:r>
-        <w:rPr>
-          <w:rFonts w:ascii="Consolas" w:hAnsi="Consolas"/>
-          <w:sz w:val="28"/>
-        </w:rPr>
-      </w:r>
-    </w:p>
-    <w:p>
-      <w:pPr>
-        <w:pStyle w:val="Normal"/>
-        <w:rPr>
-          <w:rFonts w:ascii="Consolas" w:hAnsi="Consolas"/>
-          <w:sz w:val="28"/>
-        </w:rPr>
-      </w:pPr>
-      <w:r>
-        <w:rPr>
-          <w:rFonts w:ascii="Consolas" w:hAnsi="Consolas"/>
-          <w:sz w:val="28"/>
-        </w:rPr>
-      </w:r>
-    </w:p>
-    <w:p>
-      <w:pPr>
-        <w:pStyle w:val="Normal"/>
-        <w:rPr>
-          <w:rFonts w:ascii="Consolas" w:hAnsi="Consolas"/>
-          <w:sz w:val="28"/>
-        </w:rPr>
-      </w:pPr>
-      <w:r>
-        <w:rPr>
-          <w:rFonts w:ascii="Consolas" w:hAnsi="Consolas"/>
-          <w:sz w:val="28"/>
-        </w:rPr>
-      </w:r>
-    </w:p>
-    <w:p>
-      <w:pPr>
-        <w:pStyle w:val="Normal"/>
-        <w:rPr>
-          <w:rFonts w:ascii="Consolas" w:hAnsi="Consolas"/>
-          <w:sz w:val="28"/>
-        </w:rPr>
-      </w:pPr>
-      <w:r>
-        <w:rPr>
-          <w:rFonts w:ascii="Consolas" w:hAnsi="Consolas"/>
-          <w:sz w:val="28"/>
-        </w:rPr>
-      </w:r>
-    </w:p>
-    <w:p>
-      <w:pPr>
-        <w:pStyle w:val="Normal"/>
-        <w:rPr>
-          <w:rFonts w:ascii="Consolas" w:hAnsi="Consolas"/>
-          <w:sz w:val="28"/>
-        </w:rPr>
-      </w:pPr>
-      <w:r>
-        <w:rPr>
-          <w:rFonts w:ascii="Consolas" w:hAnsi="Consolas"/>
-          <w:sz w:val="28"/>
-        </w:rPr>
-      </w:r>
-    </w:p>
-    <w:p>
-      <w:pPr>
-        <w:pStyle w:val="Normal"/>
-        <w:rPr>
-          <w:rFonts w:ascii="Consolas" w:hAnsi="Consolas"/>
-          <w:sz w:val="28"/>
-        </w:rPr>
-      </w:pPr>
-      <w:r>
-        <w:rPr>
-          <w:rFonts w:ascii="Consolas" w:hAnsi="Consolas"/>
-          <w:sz w:val="28"/>
-        </w:rPr>
-      </w:r>
-    </w:p>
-    <w:p>
-      <w:pPr>
-        <w:pStyle w:val="Normal"/>
-        <w:rPr>
-          <w:rFonts w:ascii="Consolas" w:hAnsi="Consolas"/>
-          <w:sz w:val="28"/>
-        </w:rPr>
-      </w:pPr>
-      <w:r>
-        <w:rPr>
-          <w:rFonts w:ascii="Consolas" w:hAnsi="Consolas"/>
-          <w:sz w:val="28"/>
-        </w:rPr>
-        <w:t>D (5 points)</w:t>
-      </w:r>
-    </w:p>
-    <w:p>
-      <w:pPr>
-        <w:pStyle w:val="Normal"/>
-        <w:rPr>
-          <w:rFonts w:ascii="Consolas" w:hAnsi="Consolas"/>
-          <w:sz w:val="28"/>
-        </w:rPr>
-      </w:pPr>
-      <w:r>
-        <w:rPr>
-          <w:rFonts w:ascii="Consolas" w:hAnsi="Consolas"/>
-          <w:sz w:val="28"/>
-        </w:rPr>
-        <w:t>(let ([a 2]</w:t>
-      </w:r>
-    </w:p>
-    <w:p>
-      <w:pPr>
-        <w:pStyle w:val="Normal"/>
-        <w:rPr>
-          <w:rFonts w:ascii="Consolas" w:hAnsi="Consolas"/>
-          <w:sz w:val="28"/>
-        </w:rPr>
-      </w:pPr>
-      <w:r>
-        <w:rPr>
-          <w:rFonts w:ascii="Consolas" w:hAnsi="Consolas"/>
-          <w:sz w:val="28"/>
-        </w:rPr>
-        <w:t xml:space="preserve">      </w:t>
-      </w:r>
-      <w:r>
-        <w:rPr>
-          <w:rFonts w:ascii="Consolas" w:hAnsi="Consolas"/>
-          <w:sz w:val="28"/>
-        </w:rPr>
-        <w:t>[b 3])</w:t>
-      </w:r>
-    </w:p>
-    <w:p>
-      <w:pPr>
-        <w:pStyle w:val="Normal"/>
-        <w:rPr>
-          <w:rFonts w:ascii="Consolas" w:hAnsi="Consolas"/>
-          <w:sz w:val="28"/>
-        </w:rPr>
-      </w:pPr>
-      <w:r>
-        <w:rPr>
-          <w:rFonts w:ascii="Consolas" w:hAnsi="Consolas"/>
-          <w:sz w:val="28"/>
-        </w:rPr>
-        <w:t xml:space="preserve">  </w:t>
-      </w:r>
-      <w:r>
-        <w:rPr>
-          <w:rFonts w:ascii="Consolas" w:hAnsi="Consolas"/>
-          <w:sz w:val="28"/>
-        </w:rPr>
-        <w:t>(let ([add-a (lambda (x) (+ x a))]</w:t>
-      </w:r>
-    </w:p>
-    <w:p>
-      <w:pPr>
-        <w:pStyle w:val="Normal"/>
-        <w:rPr>
-          <w:rFonts w:ascii="Consolas" w:hAnsi="Consolas"/>
-          <w:sz w:val="28"/>
-        </w:rPr>
-      </w:pPr>
-      <w:r>
-        <w:rPr>
-          <w:rFonts w:ascii="Consolas" w:hAnsi="Consolas"/>
-          <w:sz w:val="28"/>
-        </w:rPr>
-        <w:t xml:space="preserve">        </w:t>
-      </w:r>
-      <w:r>
-        <w:rPr>
-          <w:rFonts w:ascii="Consolas" w:hAnsi="Consolas"/>
-          <w:sz w:val="28"/>
-        </w:rPr>
-        <w:t>[mult-b (lambda (x) (* x b))])</w:t>
-      </w:r>
-    </w:p>
-    <w:p>
-      <w:pPr>
-        <w:pStyle w:val="Normal"/>
-        <w:rPr>
-          <w:rFonts w:ascii="Consolas" w:hAnsi="Consolas"/>
-          <w:sz w:val="28"/>
-        </w:rPr>
-      </w:pPr>
-      <w:r>
-        <w:rPr>
-          <w:rFonts w:ascii="Consolas" w:hAnsi="Consolas"/>
-          <w:sz w:val="28"/>
-        </w:rPr>
-        <w:t xml:space="preserve">    </w:t>
-      </w:r>
-      <w:r>
-        <w:rPr>
-          <w:rFonts w:ascii="Consolas" w:hAnsi="Consolas"/>
+          <w:rFonts w:ascii="FreeMono" w:hAnsi="FreeMono"/>
           <w:sz w:val="28"/>
         </w:rPr>
         <w:t>(add-a (mult-b 4))))</w:t>
-      </w:r>
-      <w:r>
-        <w:br w:type="page"/>
-      </w:r>
-    </w:p>
-    <w:p>
-      <w:pPr>
-        <w:pStyle w:val="Normal"/>
-        <w:spacing w:before="0" w:after="160"/>
-        <w:rPr/>
-      </w:pPr>
-      <w:bookmarkStart w:id="0" w:name="_GoBack"/>
-      <w:bookmarkEnd w:id="0"/>
-      <w:r>
-        <w:rPr/>
-        <w:t>Name ___________________________________________________</w:t>
-      </w:r>
-    </w:p>
-    <w:p>
-      <w:pPr>
-        <w:pStyle w:val="Normal"/>
-        <w:rPr>
-          <w:b/>
-        </w:rPr>
-      </w:pPr>
-      <w:r>
-        <w:rPr/>
-        <w:t>Environments and Closures Practice In Class</w:t>
-      </w:r>
-    </w:p>
-    <w:p>
-      <w:pPr>
-        <w:pStyle w:val="Normal"/>
-        <w:rPr/>
-      </w:pPr>
-      <w:r>
-        <w:rPr>
-          <w:b/>
-        </w:rPr>
-        <w:t>DAY 2 (25 points)</w:t>
-      </w:r>
-    </w:p>
-    <w:p>
-      <w:pPr>
-        <w:pStyle w:val="NoSpacing"/>
-        <w:rPr>
-          <w:rFonts w:ascii="Consolas" w:hAnsi="Consolas"/>
-          <w:sz w:val="28"/>
-        </w:rPr>
-      </w:pPr>
-      <w:r>
-        <w:rPr>
-          <w:rFonts w:ascii="Consolas" w:hAnsi="Consolas"/>
-          <w:sz w:val="28"/>
-        </w:rPr>
-        <w:t>(define my-odd (letrec ([odd? (lambda (x)</w:t>
-      </w:r>
-    </w:p>
-    <w:p>
-      <w:pPr>
-        <w:pStyle w:val="NoSpacing"/>
-        <w:rPr>
-          <w:rFonts w:ascii="Consolas" w:hAnsi="Consolas"/>
-          <w:sz w:val="28"/>
-        </w:rPr>
-      </w:pPr>
-      <w:r>
-        <w:rPr>
-          <w:rFonts w:ascii="Consolas" w:hAnsi="Consolas"/>
-          <w:sz w:val="28"/>
-        </w:rPr>
-        <w:t xml:space="preserve">                             </w:t>
-      </w:r>
-      <w:r>
-        <w:rPr>
-          <w:rFonts w:ascii="Consolas" w:hAnsi="Consolas"/>
-          <w:sz w:val="28"/>
-        </w:rPr>
-        <w:t>(if (zero? x)</w:t>
-      </w:r>
-    </w:p>
-    <w:p>
-      <w:pPr>
-        <w:pStyle w:val="NoSpacing"/>
-        <w:rPr>
-          <w:rFonts w:ascii="Consolas" w:hAnsi="Consolas"/>
-          <w:sz w:val="28"/>
-        </w:rPr>
-      </w:pPr>
-      <w:r>
-        <w:rPr>
-          <w:rFonts w:ascii="Consolas" w:hAnsi="Consolas"/>
-          <w:sz w:val="28"/>
-        </w:rPr>
-        <w:t xml:space="preserve">                                 </w:t>
-      </w:r>
-      <w:r>
-        <w:rPr>
-          <w:rFonts w:ascii="Consolas" w:hAnsi="Consolas"/>
-          <w:sz w:val="28"/>
-        </w:rPr>
-        <w:t>#f</w:t>
-      </w:r>
-    </w:p>
-    <w:p>
-      <w:pPr>
-        <w:pStyle w:val="NoSpacing"/>
-        <w:rPr>
-          <w:rFonts w:ascii="Consolas" w:hAnsi="Consolas"/>
-          <w:sz w:val="28"/>
-        </w:rPr>
-      </w:pPr>
-      <w:r>
-        <w:rPr>
-          <w:rFonts w:ascii="Consolas" w:hAnsi="Consolas"/>
-          <w:sz w:val="28"/>
-        </w:rPr>
-        <w:t xml:space="preserve">                                 </w:t>
-      </w:r>
-      <w:r>
-        <w:rPr>
-          <w:rFonts w:ascii="Consolas" w:hAnsi="Consolas"/>
-          <w:sz w:val="28"/>
-        </w:rPr>
-        <w:t>(even? (sub1 x))))]</w:t>
-      </w:r>
-    </w:p>
-    <w:p>
-      <w:pPr>
-        <w:pStyle w:val="NoSpacing"/>
-        <w:rPr>
-          <w:rFonts w:ascii="Consolas" w:hAnsi="Consolas"/>
-          <w:sz w:val="28"/>
-        </w:rPr>
-      </w:pPr>
-      <w:r>
-        <w:rPr>
-          <w:rFonts w:ascii="Consolas" w:hAnsi="Consolas"/>
-          <w:sz w:val="28"/>
-        </w:rPr>
-        <w:t xml:space="preserve">                        </w:t>
-      </w:r>
-      <w:r>
-        <w:rPr>
-          <w:rFonts w:ascii="Consolas" w:hAnsi="Consolas"/>
-          <w:sz w:val="28"/>
-        </w:rPr>
-        <w:t>[even? (lambda (y)</w:t>
-      </w:r>
-    </w:p>
-    <w:p>
-      <w:pPr>
-        <w:pStyle w:val="NoSpacing"/>
-        <w:rPr>
-          <w:rFonts w:ascii="Consolas" w:hAnsi="Consolas"/>
-          <w:sz w:val="28"/>
-        </w:rPr>
-      </w:pPr>
-      <w:r>
-        <w:rPr>
-          <w:rFonts w:ascii="Consolas" w:hAnsi="Consolas"/>
-          <w:sz w:val="28"/>
-        </w:rPr>
-        <w:t xml:space="preserve">                                 </w:t>
-      </w:r>
-      <w:r>
-        <w:rPr>
-          <w:rFonts w:ascii="Consolas" w:hAnsi="Consolas"/>
-          <w:sz w:val="28"/>
-        </w:rPr>
-        <w:t>(if (zero? y)</w:t>
-      </w:r>
-    </w:p>
-    <w:p>
-      <w:pPr>
-        <w:pStyle w:val="NoSpacing"/>
-        <w:rPr>
-          <w:rFonts w:ascii="Consolas" w:hAnsi="Consolas"/>
-          <w:sz w:val="28"/>
-        </w:rPr>
-      </w:pPr>
-      <w:r>
-        <w:rPr>
-          <w:rFonts w:ascii="Consolas" w:hAnsi="Consolas"/>
-          <w:sz w:val="28"/>
-        </w:rPr>
-        <w:t xml:space="preserve">                                     </w:t>
-      </w:r>
-      <w:r>
-        <w:rPr>
-          <w:rFonts w:ascii="Consolas" w:hAnsi="Consolas"/>
-          <w:sz w:val="28"/>
-        </w:rPr>
-        <w:t>#t</w:t>
-      </w:r>
-    </w:p>
-    <w:p>
-      <w:pPr>
-        <w:pStyle w:val="NoSpacing"/>
-        <w:rPr>
-          <w:rFonts w:ascii="Consolas" w:hAnsi="Consolas"/>
-          <w:sz w:val="28"/>
-        </w:rPr>
-      </w:pPr>
-      <w:r>
-        <w:rPr>
-          <w:rFonts w:ascii="Consolas" w:hAnsi="Consolas"/>
-          <w:sz w:val="28"/>
-        </w:rPr>
-        <w:t xml:space="preserve">                                     </w:t>
-      </w:r>
-      <w:r>
-        <w:rPr>
-          <w:rFonts w:ascii="Consolas" w:hAnsi="Consolas"/>
-          <w:sz w:val="28"/>
-        </w:rPr>
-        <w:t>(odd? (sub1 y))))])</w:t>
-      </w:r>
-    </w:p>
-    <w:p>
-      <w:pPr>
-        <w:pStyle w:val="NoSpacing"/>
-        <w:rPr>
-          <w:rFonts w:ascii="Consolas" w:hAnsi="Consolas"/>
-          <w:sz w:val="28"/>
-        </w:rPr>
-      </w:pPr>
-      <w:r>
-        <w:rPr>
-          <w:rFonts w:ascii="Consolas" w:hAnsi="Consolas"/>
-          <w:sz w:val="28"/>
-        </w:rPr>
-        <w:t xml:space="preserve">                 </w:t>
-      </w:r>
-      <w:r>
-        <w:rPr>
-          <w:rFonts w:ascii="Consolas" w:hAnsi="Consolas"/>
-          <w:sz w:val="28"/>
-        </w:rPr>
-        <w:t>odd?))</w:t>
-      </w:r>
-    </w:p>
-    <w:p>
-      <w:pPr>
-        <w:pStyle w:val="NoSpacing"/>
-        <w:rPr>
-          <w:rFonts w:ascii="Consolas" w:hAnsi="Consolas"/>
-        </w:rPr>
-      </w:pPr>
-      <w:r>
-        <w:rPr>
-          <w:rFonts w:ascii="Consolas" w:hAnsi="Consolas"/>
-          <w:sz w:val="28"/>
-        </w:rPr>
-        <w:t>(my-odd 2)</w:t>
-      </w:r>
-    </w:p>
-    <w:p>
-      <w:pPr>
-        <w:pStyle w:val="Normal"/>
-        <w:spacing w:before="0" w:after="160"/>
-        <w:rPr>
-          <w:b/>
-        </w:rPr>
-      </w:pPr>
-      <w:r>
-        <w:rPr>
-          <w:b/>
-        </w:rPr>
       </w:r>
     </w:p>
     <w:sectPr>
@@ -1313,6 +841,7 @@
     <w:rsid w:val="00de23d0"/>
     <w:pPr>
       <w:widowControl/>
+      <w:suppressAutoHyphens w:val="true"/>
       <w:bidi w:val="0"/>
       <w:spacing w:lineRule="auto" w:line="259" w:before="0" w:after="160"/>
       <w:jc w:val="left"/>
@@ -1399,6 +928,7 @@
     <w:rsid w:val="006b1af3"/>
     <w:pPr>
       <w:widowControl/>
+      <w:suppressAutoHyphens w:val="true"/>
       <w:bidi w:val="0"/>
       <w:spacing w:lineRule="auto" w:line="240" w:before="0" w:after="0"/>
       <w:jc w:val="left"/>

--- a/Homework/EandC/EandC_InClass.docx
+++ b/Homework/EandC/EandC_InClass.docx
@@ -27,10 +27,13 @@
     <w:p>
       <w:pPr>
         <w:pStyle w:val="Normal"/>
-        <w:rPr/>
-      </w:pPr>
-      <w:r>
-        <w:rPr>
+        <w:rPr>
+          <w:rFonts w:ascii="Liberation Serif" w:hAnsi="Liberation Serif"/>
+        </w:rPr>
+      </w:pPr>
+      <w:r>
+        <w:rPr>
+          <w:rFonts w:ascii="Liberation Serif" w:hAnsi="Liberation Serif"/>
           <w:b/>
         </w:rPr>
         <w:t xml:space="preserve">DAY 1 </w:t>
@@ -40,6 +43,477 @@
       <w:pPr>
         <w:pStyle w:val="Normal"/>
         <w:rPr>
+          <w:rFonts w:ascii="Liberation Serif" w:hAnsi="Liberation Serif"/>
+          <w:b/>
+          <w:bCs/>
+          <w:sz w:val="28"/>
+        </w:rPr>
+      </w:pPr>
+      <w:r>
+        <w:rPr>
+          <w:rFonts w:ascii="Liberation Serif" w:hAnsi="Liberation Serif"/>
+          <w:b/>
+          <w:bCs/>
+          <w:sz w:val="28"/>
+        </w:rPr>
+        <w:t>In Racket, what order are the procedures A B C D E called?</w:t>
+      </w:r>
+    </w:p>
+    <w:p>
+      <w:pPr>
+        <w:pStyle w:val="Normal"/>
+        <w:rPr>
+          <w:rFonts w:ascii="Liberation Serif" w:hAnsi="Liberation Serif"/>
+          <w:sz w:val="28"/>
+        </w:rPr>
+      </w:pPr>
+      <w:r>
+        <w:rPr>
+          <w:rFonts w:ascii="Liberation Serif" w:hAnsi="Liberation Serif"/>
+          <w:sz w:val="28"/>
+        </w:rPr>
+        <w:t>A (1 point)</w:t>
+      </w:r>
+    </w:p>
+    <w:p>
+      <w:pPr>
+        <w:pStyle w:val="Normal"/>
+        <w:rPr>
+          <w:rFonts w:ascii="FreeMono" w:hAnsi="FreeMono"/>
+          <w:sz w:val="28"/>
+        </w:rPr>
+      </w:pPr>
+      <w:r>
+        <w:rPr>
+          <w:rFonts w:ascii="FreeMono" w:hAnsi="FreeMono"/>
+          <w:sz w:val="28"/>
+        </w:rPr>
+        <w:t>(let ([f (let ([x (A 10)])</w:t>
+      </w:r>
+    </w:p>
+    <w:p>
+      <w:pPr>
+        <w:pStyle w:val="Normal"/>
+        <w:rPr>
+          <w:rFonts w:ascii="FreeMono" w:hAnsi="FreeMono"/>
+          <w:sz w:val="28"/>
+        </w:rPr>
+      </w:pPr>
+      <w:r>
+        <w:rPr>
+          <w:rFonts w:ascii="FreeMono" w:hAnsi="FreeMono"/>
+          <w:sz w:val="28"/>
+        </w:rPr>
+        <w:t xml:space="preserve">           </w:t>
+      </w:r>
+      <w:r>
+        <w:rPr>
+          <w:rFonts w:ascii="FreeMono" w:hAnsi="FreeMono"/>
+          <w:sz w:val="28"/>
+        </w:rPr>
+        <w:t>(lambda ()</w:t>
+      </w:r>
+    </w:p>
+    <w:p>
+      <w:pPr>
+        <w:pStyle w:val="Normal"/>
+        <w:rPr>
+          <w:rFonts w:ascii="FreeMono" w:hAnsi="FreeMono"/>
+          <w:sz w:val="28"/>
+        </w:rPr>
+      </w:pPr>
+      <w:r>
+        <w:rPr>
+          <w:rFonts w:ascii="FreeMono" w:hAnsi="FreeMono"/>
+          <w:sz w:val="28"/>
+        </w:rPr>
+        <w:t xml:space="preserve">             </w:t>
+      </w:r>
+      <w:r>
+        <w:rPr>
+          <w:rFonts w:ascii="FreeMono" w:hAnsi="FreeMono"/>
+          <w:sz w:val="28"/>
+        </w:rPr>
+        <w:t>(B x)))])</w:t>
+      </w:r>
+    </w:p>
+    <w:p>
+      <w:pPr>
+        <w:pStyle w:val="Normal"/>
+        <w:rPr>
+          <w:rFonts w:ascii="FreeMono" w:hAnsi="FreeMono"/>
+          <w:sz w:val="28"/>
+        </w:rPr>
+      </w:pPr>
+      <w:r>
+        <w:rPr>
+          <w:rFonts w:ascii="FreeMono" w:hAnsi="FreeMono"/>
+          <w:sz w:val="28"/>
+        </w:rPr>
+        <w:t xml:space="preserve">  </w:t>
+      </w:r>
+      <w:r>
+        <w:rPr>
+          <w:rFonts w:ascii="FreeMono" w:hAnsi="FreeMono"/>
+          <w:sz w:val="28"/>
+        </w:rPr>
+        <w:t>(C 1)</w:t>
+      </w:r>
+    </w:p>
+    <w:p>
+      <w:pPr>
+        <w:pStyle w:val="Normal"/>
+        <w:rPr>
+          <w:rFonts w:ascii="FreeMono" w:hAnsi="FreeMono"/>
+          <w:sz w:val="28"/>
+        </w:rPr>
+      </w:pPr>
+      <w:r>
+        <w:rPr>
+          <w:rFonts w:ascii="FreeMono" w:hAnsi="FreeMono"/>
+          <w:sz w:val="28"/>
+        </w:rPr>
+        <w:t xml:space="preserve">  </w:t>
+      </w:r>
+      <w:r>
+        <w:rPr>
+          <w:rFonts w:ascii="FreeMono" w:hAnsi="FreeMono"/>
+          <w:sz w:val="28"/>
+        </w:rPr>
+        <w:t>(f)</w:t>
+      </w:r>
+    </w:p>
+    <w:p>
+      <w:pPr>
+        <w:pStyle w:val="Normal"/>
+        <w:rPr>
+          <w:rFonts w:ascii="FreeMono" w:hAnsi="FreeMono"/>
+          <w:sz w:val="28"/>
+        </w:rPr>
+      </w:pPr>
+      <w:r>
+        <w:rPr>
+          <w:rFonts w:ascii="FreeMono" w:hAnsi="FreeMono"/>
+          <w:sz w:val="28"/>
+        </w:rPr>
+        <w:t xml:space="preserve">  </w:t>
+      </w:r>
+      <w:r>
+        <w:rPr>
+          <w:rFonts w:ascii="FreeMono" w:hAnsi="FreeMono"/>
+          <w:sz w:val="28"/>
+        </w:rPr>
+        <w:t>(f))</w:t>
+      </w:r>
+    </w:p>
+    <w:p>
+      <w:pPr>
+        <w:pStyle w:val="Normal"/>
+        <w:rPr>
+          <w:rFonts w:ascii="Consolas" w:hAnsi="Consolas"/>
+          <w:sz w:val="28"/>
+        </w:rPr>
+      </w:pPr>
+      <w:r>
+        <w:rPr>
+          <w:rFonts w:ascii="Consolas" w:hAnsi="Consolas"/>
+          <w:sz w:val="28"/>
+        </w:rPr>
+      </w:r>
+    </w:p>
+    <w:p>
+      <w:pPr>
+        <w:pStyle w:val="Normal"/>
+        <w:rPr>
+          <w:rFonts w:ascii="Consolas" w:hAnsi="Consolas"/>
+          <w:sz w:val="28"/>
+        </w:rPr>
+      </w:pPr>
+      <w:r>
+        <w:rPr>
+          <w:rFonts w:ascii="Consolas" w:hAnsi="Consolas"/>
+          <w:sz w:val="28"/>
+        </w:rPr>
+        <w:t>B (1 point)</w:t>
+      </w:r>
+    </w:p>
+    <w:p>
+      <w:pPr>
+        <w:pStyle w:val="Normal"/>
+        <w:rPr>
+          <w:rFonts w:ascii="FreeMono" w:hAnsi="FreeMono"/>
+          <w:sz w:val="28"/>
+        </w:rPr>
+      </w:pPr>
+      <w:r>
+        <w:rPr>
+          <w:rFonts w:ascii="FreeMono" w:hAnsi="FreeMono"/>
+          <w:sz w:val="28"/>
+        </w:rPr>
+        <w:t>(let ([x (A 1)]</w:t>
+      </w:r>
+    </w:p>
+    <w:p>
+      <w:pPr>
+        <w:pStyle w:val="Normal"/>
+        <w:rPr>
+          <w:rFonts w:ascii="FreeMono" w:hAnsi="FreeMono"/>
+          <w:sz w:val="28"/>
+        </w:rPr>
+      </w:pPr>
+      <w:r>
+        <w:rPr>
+          <w:rFonts w:ascii="FreeMono" w:hAnsi="FreeMono"/>
+          <w:sz w:val="28"/>
+        </w:rPr>
+        <w:t xml:space="preserve">      </w:t>
+      </w:r>
+      <w:r>
+        <w:rPr>
+          <w:rFonts w:ascii="FreeMono" w:hAnsi="FreeMono"/>
+          <w:sz w:val="28"/>
+        </w:rPr>
+        <w:t>[y (let ([z (B 2)])</w:t>
+      </w:r>
+    </w:p>
+    <w:p>
+      <w:pPr>
+        <w:pStyle w:val="Normal"/>
+        <w:rPr>
+          <w:rFonts w:ascii="FreeMono" w:hAnsi="FreeMono"/>
+          <w:sz w:val="28"/>
+        </w:rPr>
+      </w:pPr>
+      <w:r>
+        <w:rPr>
+          <w:rFonts w:ascii="FreeMono" w:hAnsi="FreeMono"/>
+          <w:sz w:val="28"/>
+        </w:rPr>
+        <w:t xml:space="preserve">           </w:t>
+      </w:r>
+      <w:r>
+        <w:rPr>
+          <w:rFonts w:ascii="FreeMono" w:hAnsi="FreeMono"/>
+          <w:sz w:val="28"/>
+        </w:rPr>
+        <w:t>(lambda () (C z)))])</w:t>
+      </w:r>
+    </w:p>
+    <w:p>
+      <w:pPr>
+        <w:pStyle w:val="Normal"/>
+        <w:rPr>
+          <w:rFonts w:ascii="FreeMono" w:hAnsi="FreeMono"/>
+          <w:sz w:val="28"/>
+        </w:rPr>
+      </w:pPr>
+      <w:r>
+        <w:rPr>
+          <w:rFonts w:ascii="FreeMono" w:hAnsi="FreeMono"/>
+          <w:sz w:val="28"/>
+        </w:rPr>
+        <w:t xml:space="preserve">  </w:t>
+      </w:r>
+      <w:r>
+        <w:rPr>
+          <w:rFonts w:ascii="FreeMono" w:hAnsi="FreeMono"/>
+          <w:sz w:val="28"/>
+        </w:rPr>
+        <w:t>(D 3)</w:t>
+      </w:r>
+    </w:p>
+    <w:p>
+      <w:pPr>
+        <w:pStyle w:val="Normal"/>
+        <w:rPr>
+          <w:rFonts w:ascii="FreeMono" w:hAnsi="FreeMono"/>
+          <w:sz w:val="28"/>
+        </w:rPr>
+      </w:pPr>
+      <w:r>
+        <w:rPr>
+          <w:rFonts w:ascii="FreeMono" w:hAnsi="FreeMono"/>
+          <w:sz w:val="28"/>
+        </w:rPr>
+        <w:t xml:space="preserve">  </w:t>
+      </w:r>
+      <w:r>
+        <w:rPr>
+          <w:rFonts w:ascii="FreeMono" w:hAnsi="FreeMono"/>
+          <w:sz w:val="28"/>
+        </w:rPr>
+        <w:t>(y)</w:t>
+      </w:r>
+    </w:p>
+    <w:p>
+      <w:pPr>
+        <w:pStyle w:val="Normal"/>
+        <w:rPr>
+          <w:rFonts w:ascii="FreeMono" w:hAnsi="FreeMono"/>
+          <w:sz w:val="28"/>
+        </w:rPr>
+      </w:pPr>
+      <w:r>
+        <w:rPr>
+          <w:rFonts w:ascii="FreeMono" w:hAnsi="FreeMono"/>
+          <w:sz w:val="28"/>
+        </w:rPr>
+        <w:t xml:space="preserve">  </w:t>
+      </w:r>
+      <w:r>
+        <w:rPr>
+          <w:rFonts w:ascii="FreeMono" w:hAnsi="FreeMono"/>
+          <w:sz w:val="28"/>
+        </w:rPr>
+        <w:t>(E 4))</w:t>
+      </w:r>
+    </w:p>
+    <w:p>
+      <w:pPr>
+        <w:pStyle w:val="Normal"/>
+        <w:rPr>
+          <w:rFonts w:ascii="FreeMono" w:hAnsi="FreeMono"/>
+          <w:sz w:val="28"/>
+        </w:rPr>
+      </w:pPr>
+      <w:r>
+        <w:rPr>
+          <w:rFonts w:ascii="FreeMono" w:hAnsi="FreeMono"/>
+          <w:sz w:val="28"/>
+        </w:rPr>
+      </w:r>
+    </w:p>
+    <w:p>
+      <w:pPr>
+        <w:pStyle w:val="Normal"/>
+        <w:rPr>
+          <w:rFonts w:ascii="FreeMono" w:hAnsi="FreeMono"/>
+          <w:sz w:val="28"/>
+        </w:rPr>
+      </w:pPr>
+      <w:r>
+        <w:rPr>
+          <w:rFonts w:ascii="FreeMono" w:hAnsi="FreeMono"/>
+          <w:sz w:val="28"/>
+        </w:rPr>
+      </w:r>
+    </w:p>
+    <w:p>
+      <w:pPr>
+        <w:pStyle w:val="Normal"/>
+        <w:rPr>
+          <w:rFonts w:ascii="Liberation Serif" w:hAnsi="Liberation Serif"/>
+          <w:sz w:val="28"/>
+        </w:rPr>
+      </w:pPr>
+      <w:r>
+        <w:rPr>
+          <w:rFonts w:ascii="Liberation Serif" w:hAnsi="Liberation Serif"/>
+          <w:sz w:val="28"/>
+        </w:rPr>
+        <w:t>C (1 point)</w:t>
+      </w:r>
+    </w:p>
+    <w:p>
+      <w:pPr>
+        <w:pStyle w:val="Normal"/>
+        <w:rPr>
+          <w:rFonts w:ascii="FreeMono" w:hAnsi="FreeMono"/>
+          <w:sz w:val="28"/>
+        </w:rPr>
+      </w:pPr>
+      <w:r>
+        <w:rPr>
+          <w:rFonts w:ascii="FreeMono" w:hAnsi="FreeMono"/>
+          <w:sz w:val="28"/>
+        </w:rPr>
+        <w:t>((if (equal? (A) 'use-b) B C)</w:t>
+      </w:r>
+    </w:p>
+    <w:p>
+      <w:pPr>
+        <w:pStyle w:val="Normal"/>
+        <w:rPr>
+          <w:rFonts w:ascii="FreeMono" w:hAnsi="FreeMono"/>
+          <w:sz w:val="28"/>
+        </w:rPr>
+      </w:pPr>
+      <w:r>
+        <w:rPr>
+          <w:rFonts w:ascii="FreeMono" w:hAnsi="FreeMono"/>
+          <w:sz w:val="28"/>
+        </w:rPr>
+        <w:t xml:space="preserve"> </w:t>
+      </w:r>
+      <w:r>
+        <w:rPr>
+          <w:rFonts w:ascii="FreeMono" w:hAnsi="FreeMono"/>
+          <w:sz w:val="28"/>
+        </w:rPr>
+        <w:t>(D 1)</w:t>
+      </w:r>
+    </w:p>
+    <w:p>
+      <w:pPr>
+        <w:pStyle w:val="Normal"/>
+        <w:rPr>
+          <w:rFonts w:ascii="FreeMono" w:hAnsi="FreeMono"/>
+          <w:sz w:val="28"/>
+        </w:rPr>
+      </w:pPr>
+      <w:r>
+        <w:rPr>
+          <w:rFonts w:ascii="FreeMono" w:hAnsi="FreeMono"/>
+          <w:sz w:val="28"/>
+        </w:rPr>
+        <w:t xml:space="preserve"> </w:t>
+      </w:r>
+      <w:r>
+        <w:rPr>
+          <w:rFonts w:ascii="FreeMono" w:hAnsi="FreeMono"/>
+          <w:sz w:val="28"/>
+        </w:rPr>
+        <w:t>(E 2))</w:t>
+      </w:r>
+    </w:p>
+    <w:p>
+      <w:pPr>
+        <w:pStyle w:val="Normal"/>
+        <w:rPr>
+          <w:rFonts w:ascii="Consolas" w:hAnsi="Consolas"/>
+          <w:sz w:val="28"/>
+        </w:rPr>
+      </w:pPr>
+      <w:r>
+        <w:rPr>
+          <w:rFonts w:ascii="Consolas" w:hAnsi="Consolas"/>
+          <w:sz w:val="28"/>
+        </w:rPr>
+      </w:r>
+      <w:r>
+        <w:br w:type="page"/>
+      </w:r>
+    </w:p>
+    <w:p>
+      <w:pPr>
+        <w:pStyle w:val="Normal"/>
+        <w:rPr>
+          <w:rFonts w:ascii="Liberation Serif" w:hAnsi="Liberation Serif"/>
+          <w:sz w:val="28"/>
+        </w:rPr>
+      </w:pPr>
+      <w:r>
+        <w:rPr>
+          <w:rFonts w:ascii="Liberation Serif" w:hAnsi="Liberation Serif"/>
+          <w:sz w:val="28"/>
+        </w:rPr>
+        <w:t>Draw E&amp;C Diagrams for the following code:</w:t>
+      </w:r>
+    </w:p>
+    <w:p>
+      <w:pPr>
+        <w:pStyle w:val="Normal"/>
+        <w:rPr>
           <w:rFonts w:ascii="Consolas" w:hAnsi="Consolas"/>
           <w:sz w:val="28"/>
         </w:rPr>
@@ -213,6 +687,36 @@
           <w:rFonts w:ascii="Consolas" w:hAnsi="Consolas"/>
           <w:sz w:val="28"/>
         </w:rPr>
+      </w:r>
+    </w:p>
+    <w:p>
+      <w:pPr>
+        <w:pStyle w:val="Normal"/>
+        <w:rPr>
+          <w:rFonts w:ascii="Consolas" w:hAnsi="Consolas"/>
+          <w:sz w:val="28"/>
+        </w:rPr>
+      </w:pPr>
+      <w:r>
+        <w:rPr>
+          <w:rFonts w:ascii="Consolas" w:hAnsi="Consolas"/>
+          <w:sz w:val="28"/>
+        </w:rPr>
+      </w:r>
+    </w:p>
+    <w:p>
+      <w:pPr>
+        <w:pStyle w:val="Normal"/>
+        <w:rPr>
+          <w:rFonts w:ascii="Consolas" w:hAnsi="Consolas"/>
+          <w:sz w:val="28"/>
+        </w:rPr>
+      </w:pPr>
+      <w:r>
+        <w:rPr>
+          <w:rFonts w:ascii="Consolas" w:hAnsi="Consolas"/>
+          <w:sz w:val="28"/>
+        </w:rPr>
         <w:t>B (4 points)</w:t>
       </w:r>
     </w:p>
@@ -314,14 +818,7 @@
           <w:rFonts w:ascii="Consolas" w:hAnsi="Consolas"/>
           <w:sz w:val="28"/>
         </w:rPr>
-        <w:t xml:space="preserve">C </w:t>
-      </w:r>
-      <w:r>
-        <w:rPr>
-          <w:rFonts w:ascii="Consolas" w:hAnsi="Consolas"/>
-          <w:sz w:val="28"/>
-        </w:rPr>
-        <w:t xml:space="preserve"> (5 points)</w:t>
+        <w:t>C  (5 points)</w:t>
       </w:r>
     </w:p>
     <w:p>
